--- a/meta_adult_manuscript.docx
+++ b/meta_adult_manuscript.docx
@@ -3405,39 +3405,39 @@
               <w:jc w:val="center"/>
             </w:pPr>
             <w:r>
-              <w:t xml:space="preserve">675</w:t>
-            </w:r>
-          </w:p>
-        </w:tc>
-        <w:tc>
-          <w:tcPr/>
-          <w:p>
-            <w:pPr>
-              <w:pStyle w:val="Compact"/>
-              <w:jc w:val="center"/>
-            </w:pPr>
-            <w:r>
-              <w:t xml:space="preserve">256</w:t>
-            </w:r>
-          </w:p>
-        </w:tc>
-        <w:tc>
-          <w:tcPr/>
-          <w:p>
-            <w:pPr>
-              <w:pStyle w:val="Compact"/>
-            </w:pPr>
-          </w:p>
-        </w:tc>
-        <w:tc>
-          <w:tcPr/>
-          <w:p>
-            <w:pPr>
-              <w:pStyle w:val="Compact"/>
-              <w:jc w:val="center"/>
-            </w:pPr>
-            <w:r>
-              <w:t xml:space="preserve">41.48 ± 14.23</w:t>
+              <w:t xml:space="preserve">707</w:t>
+            </w:r>
+          </w:p>
+        </w:tc>
+        <w:tc>
+          <w:tcPr/>
+          <w:p>
+            <w:pPr>
+              <w:pStyle w:val="Compact"/>
+              <w:jc w:val="center"/>
+            </w:pPr>
+            <w:r>
+              <w:t xml:space="preserve">284</w:t>
+            </w:r>
+          </w:p>
+        </w:tc>
+        <w:tc>
+          <w:tcPr/>
+          <w:p>
+            <w:pPr>
+              <w:pStyle w:val="Compact"/>
+            </w:pPr>
+          </w:p>
+        </w:tc>
+        <w:tc>
+          <w:tcPr/>
+          <w:p>
+            <w:pPr>
+              <w:pStyle w:val="Compact"/>
+              <w:jc w:val="center"/>
+            </w:pPr>
+            <w:r>
+              <w:t xml:space="preserve">40.37 ± 14.26</w:t>
             </w:r>
           </w:p>
         </w:tc>
@@ -3475,19 +3475,19 @@
               <w:jc w:val="center"/>
             </w:pPr>
             <w:r>
-              <w:t xml:space="preserve">675</w:t>
-            </w:r>
-          </w:p>
-        </w:tc>
-        <w:tc>
-          <w:tcPr/>
-          <w:p>
-            <w:pPr>
-              <w:pStyle w:val="Compact"/>
-              <w:jc w:val="center"/>
-            </w:pPr>
-            <w:r>
-              <w:t xml:space="preserve">256</w:t>
+              <w:t xml:space="preserve">707</w:t>
+            </w:r>
+          </w:p>
+        </w:tc>
+        <w:tc>
+          <w:tcPr/>
+          <w:p>
+            <w:pPr>
+              <w:pStyle w:val="Compact"/>
+              <w:jc w:val="center"/>
+            </w:pPr>
+            <w:r>
+              <w:t xml:space="preserve">284</w:t>
             </w:r>
           </w:p>
         </w:tc>
@@ -3569,7 +3569,7 @@
               <w:jc w:val="center"/>
             </w:pPr>
             <w:r>
-              <w:t xml:space="preserve">269 (39.9%)</w:t>
+              <w:t xml:space="preserve">276 (39.0%)</w:t>
             </w:r>
           </w:p>
         </w:tc>
@@ -3627,7 +3627,7 @@
               <w:jc w:val="center"/>
             </w:pPr>
             <w:r>
-              <w:t xml:space="preserve">406 (60.1%)</w:t>
+              <w:t xml:space="preserve">431 (61.0%)</w:t>
             </w:r>
           </w:p>
         </w:tc>
@@ -3657,19 +3657,19 @@
               <w:jc w:val="center"/>
             </w:pPr>
             <w:r>
-              <w:t xml:space="preserve">381</w:t>
-            </w:r>
-          </w:p>
-        </w:tc>
-        <w:tc>
-          <w:tcPr/>
-          <w:p>
-            <w:pPr>
-              <w:pStyle w:val="Compact"/>
-              <w:jc w:val="center"/>
-            </w:pPr>
-            <w:r>
-              <w:t xml:space="preserve">550</w:t>
+              <w:t xml:space="preserve">394</w:t>
+            </w:r>
+          </w:p>
+        </w:tc>
+        <w:tc>
+          <w:tcPr/>
+          <w:p>
+            <w:pPr>
+              <w:pStyle w:val="Compact"/>
+              <w:jc w:val="center"/>
+            </w:pPr>
+            <w:r>
+              <w:t xml:space="preserve">597</w:t>
             </w:r>
           </w:p>
         </w:tc>
@@ -3751,7 +3751,7 @@
               <w:jc w:val="center"/>
             </w:pPr>
             <w:r>
-              <w:t xml:space="preserve">220 (57.7%)</w:t>
+              <w:t xml:space="preserve">227 (57.6%)</w:t>
             </w:r>
           </w:p>
         </w:tc>
@@ -3809,7 +3809,7 @@
               <w:jc w:val="center"/>
             </w:pPr>
             <w:r>
-              <w:t xml:space="preserve">161 (42.3%)</w:t>
+              <w:t xml:space="preserve">167 (42.4%)</w:t>
             </w:r>
           </w:p>
         </w:tc>
@@ -3839,19 +3839,19 @@
               <w:jc w:val="center"/>
             </w:pPr>
             <w:r>
-              <w:t xml:space="preserve">381</w:t>
-            </w:r>
-          </w:p>
-        </w:tc>
-        <w:tc>
-          <w:tcPr/>
-          <w:p>
-            <w:pPr>
-              <w:pStyle w:val="Compact"/>
-              <w:jc w:val="center"/>
-            </w:pPr>
-            <w:r>
-              <w:t xml:space="preserve">550</w:t>
+              <w:t xml:space="preserve">394</w:t>
+            </w:r>
+          </w:p>
+        </w:tc>
+        <w:tc>
+          <w:tcPr/>
+          <w:p>
+            <w:pPr>
+              <w:pStyle w:val="Compact"/>
+              <w:jc w:val="center"/>
+            </w:pPr>
+            <w:r>
+              <w:t xml:space="preserve">597</w:t>
             </w:r>
           </w:p>
         </w:tc>
@@ -3933,7 +3933,7 @@
               <w:jc w:val="center"/>
             </w:pPr>
             <w:r>
-              <w:t xml:space="preserve">193 (50.7%)</w:t>
+              <w:t xml:space="preserve">207 (52.5%)</w:t>
             </w:r>
           </w:p>
         </w:tc>
@@ -3991,7 +3991,7 @@
               <w:jc w:val="center"/>
             </w:pPr>
             <w:r>
-              <w:t xml:space="preserve">107 (28.1%)</w:t>
+              <w:t xml:space="preserve">111 (28.2%)</w:t>
             </w:r>
           </w:p>
         </w:tc>
@@ -4049,7 +4049,7 @@
               <w:jc w:val="center"/>
             </w:pPr>
             <w:r>
-              <w:t xml:space="preserve">52 (13.6%)</w:t>
+              <w:t xml:space="preserve">52 (13.2%)</w:t>
             </w:r>
           </w:p>
         </w:tc>
@@ -4107,7 +4107,7 @@
               <w:jc w:val="center"/>
             </w:pPr>
             <w:r>
-              <w:t xml:space="preserve">16 (4.2%)</w:t>
+              <w:t xml:space="preserve">12 (3.0%)</w:t>
             </w:r>
           </w:p>
         </w:tc>
@@ -4165,7 +4165,7 @@
               <w:jc w:val="center"/>
             </w:pPr>
             <w:r>
-              <w:t xml:space="preserve">5 (1.3%)</w:t>
+              <w:t xml:space="preserve">6 (1.5%)</w:t>
             </w:r>
           </w:p>
         </w:tc>
@@ -4223,7 +4223,7 @@
               <w:jc w:val="center"/>
             </w:pPr>
             <w:r>
-              <w:t xml:space="preserve">8 (2.1%)</w:t>
+              <w:t xml:space="preserve">6 (1.5%)</w:t>
             </w:r>
           </w:p>
         </w:tc>
@@ -4253,19 +4253,19 @@
               <w:jc w:val="center"/>
             </w:pPr>
             <w:r>
-              <w:t xml:space="preserve">381</w:t>
-            </w:r>
-          </w:p>
-        </w:tc>
-        <w:tc>
-          <w:tcPr/>
-          <w:p>
-            <w:pPr>
-              <w:pStyle w:val="Compact"/>
-              <w:jc w:val="center"/>
-            </w:pPr>
-            <w:r>
-              <w:t xml:space="preserve">550</w:t>
+              <w:t xml:space="preserve">394</w:t>
+            </w:r>
+          </w:p>
+        </w:tc>
+        <w:tc>
+          <w:tcPr/>
+          <w:p>
+            <w:pPr>
+              <w:pStyle w:val="Compact"/>
+              <w:jc w:val="center"/>
+            </w:pPr>
+            <w:r>
+              <w:t xml:space="preserve">597</w:t>
             </w:r>
           </w:p>
         </w:tc>
@@ -4347,7 +4347,7 @@
               <w:jc w:val="center"/>
             </w:pPr>
             <w:r>
-              <w:t xml:space="preserve">5 (1.3%)</w:t>
+              <w:t xml:space="preserve">4 (1.0%)</w:t>
             </w:r>
           </w:p>
         </w:tc>
@@ -4405,7 +4405,7 @@
               <w:jc w:val="center"/>
             </w:pPr>
             <w:r>
-              <w:t xml:space="preserve">4 (1.0%)</w:t>
+              <w:t xml:space="preserve">6 (1.5%)</w:t>
             </w:r>
           </w:p>
         </w:tc>
@@ -4463,7 +4463,7 @@
               <w:jc w:val="center"/>
             </w:pPr>
             <w:r>
-              <w:t xml:space="preserve">9 (2.4%)</w:t>
+              <w:t xml:space="preserve">7 (1.8%)</w:t>
             </w:r>
           </w:p>
         </w:tc>
@@ -4521,7 +4521,7 @@
               <w:jc w:val="center"/>
             </w:pPr>
             <w:r>
-              <w:t xml:space="preserve">66 (17.3%)</w:t>
+              <w:t xml:space="preserve">64 (16.2%)</w:t>
             </w:r>
           </w:p>
         </w:tc>
@@ -4579,7 +4579,7 @@
               <w:jc w:val="center"/>
             </w:pPr>
             <w:r>
-              <w:t xml:space="preserve">114 (29.9%)</w:t>
+              <w:t xml:space="preserve">115 (29.2%)</w:t>
             </w:r>
           </w:p>
         </w:tc>
@@ -4637,7 +4637,7 @@
               <w:jc w:val="center"/>
             </w:pPr>
             <w:r>
-              <w:t xml:space="preserve">183 (48.0%)</w:t>
+              <w:t xml:space="preserve">198 (50.3%)</w:t>
             </w:r>
           </w:p>
         </w:tc>
@@ -4667,19 +4667,19 @@
               <w:jc w:val="center"/>
             </w:pPr>
             <w:r>
-              <w:t xml:space="preserve">381</w:t>
-            </w:r>
-          </w:p>
-        </w:tc>
-        <w:tc>
-          <w:tcPr/>
-          <w:p>
-            <w:pPr>
-              <w:pStyle w:val="Compact"/>
-              <w:jc w:val="center"/>
-            </w:pPr>
-            <w:r>
-              <w:t xml:space="preserve">550</w:t>
+              <w:t xml:space="preserve">394</w:t>
+            </w:r>
+          </w:p>
+        </w:tc>
+        <w:tc>
+          <w:tcPr/>
+          <w:p>
+            <w:pPr>
+              <w:pStyle w:val="Compact"/>
+              <w:jc w:val="center"/>
+            </w:pPr>
+            <w:r>
+              <w:t xml:space="preserve">597</w:t>
             </w:r>
           </w:p>
         </w:tc>
@@ -4761,7 +4761,7 @@
               <w:jc w:val="center"/>
             </w:pPr>
             <w:r>
-              <w:t xml:space="preserve">40 (10.5%)</w:t>
+              <w:t xml:space="preserve">45 (11.4%)</w:t>
             </w:r>
           </w:p>
         </w:tc>
@@ -4819,7 +4819,7 @@
               <w:jc w:val="center"/>
             </w:pPr>
             <w:r>
-              <w:t xml:space="preserve">45 (11.8%)</w:t>
+              <w:t xml:space="preserve">51 (12.9%)</w:t>
             </w:r>
           </w:p>
         </w:tc>
@@ -4877,7 +4877,7 @@
               <w:jc w:val="center"/>
             </w:pPr>
             <w:r>
-              <w:t xml:space="preserve">217 (57.0%)</w:t>
+              <w:t xml:space="preserve">215 (54.6%)</w:t>
             </w:r>
           </w:p>
         </w:tc>
@@ -4935,7 +4935,7 @@
               <w:jc w:val="center"/>
             </w:pPr>
             <w:r>
-              <w:t xml:space="preserve">54 (14.2%)</w:t>
+              <w:t xml:space="preserve">59 (15.0%)</w:t>
             </w:r>
           </w:p>
         </w:tc>
@@ -4993,7 +4993,7 @@
               <w:jc w:val="center"/>
             </w:pPr>
             <w:r>
-              <w:t xml:space="preserve">25 (6.6%)</w:t>
+              <w:t xml:space="preserve">24 (6.1%)</w:t>
             </w:r>
           </w:p>
         </w:tc>
@@ -5023,19 +5023,19 @@
               <w:jc w:val="center"/>
             </w:pPr>
             <w:r>
-              <w:t xml:space="preserve">381</w:t>
-            </w:r>
-          </w:p>
-        </w:tc>
-        <w:tc>
-          <w:tcPr/>
-          <w:p>
-            <w:pPr>
-              <w:pStyle w:val="Compact"/>
-              <w:jc w:val="center"/>
-            </w:pPr>
-            <w:r>
-              <w:t xml:space="preserve">550</w:t>
+              <w:t xml:space="preserve">394</w:t>
+            </w:r>
+          </w:p>
+        </w:tc>
+        <w:tc>
+          <w:tcPr/>
+          <w:p>
+            <w:pPr>
+              <w:pStyle w:val="Compact"/>
+              <w:jc w:val="center"/>
+            </w:pPr>
+            <w:r>
+              <w:t xml:space="preserve">597</w:t>
             </w:r>
           </w:p>
         </w:tc>
@@ -5117,7 +5117,7 @@
               <w:jc w:val="center"/>
             </w:pPr>
             <w:r>
-              <w:t xml:space="preserve">30 (7.9%)</w:t>
+              <w:t xml:space="preserve">32 (8.1%)</w:t>
             </w:r>
           </w:p>
         </w:tc>
@@ -5175,7 +5175,7 @@
               <w:jc w:val="center"/>
             </w:pPr>
             <w:r>
-              <w:t xml:space="preserve">208 (54.6%)</w:t>
+              <w:t xml:space="preserve">219 (55.6%)</w:t>
             </w:r>
           </w:p>
         </w:tc>
@@ -5233,7 +5233,7 @@
               <w:jc w:val="center"/>
             </w:pPr>
             <w:r>
-              <w:t xml:space="preserve">118 (31.0%)</w:t>
+              <w:t xml:space="preserve">120 (30.5%)</w:t>
             </w:r>
           </w:p>
         </w:tc>
@@ -5291,7 +5291,7 @@
               <w:jc w:val="center"/>
             </w:pPr>
             <w:r>
-              <w:t xml:space="preserve">15 (3.9%)</w:t>
+              <w:t xml:space="preserve">12 (3.0%)</w:t>
             </w:r>
           </w:p>
         </w:tc>
@@ -5349,7 +5349,7 @@
               <w:jc w:val="center"/>
             </w:pPr>
             <w:r>
-              <w:t xml:space="preserve">10 (2.6%)</w:t>
+              <w:t xml:space="preserve">11 (2.8%)</w:t>
             </w:r>
           </w:p>
         </w:tc>
@@ -5379,19 +5379,19 @@
               <w:jc w:val="center"/>
             </w:pPr>
             <w:r>
-              <w:t xml:space="preserve">582</w:t>
-            </w:r>
-          </w:p>
-        </w:tc>
-        <w:tc>
-          <w:tcPr/>
-          <w:p>
-            <w:pPr>
-              <w:pStyle w:val="Compact"/>
-              <w:jc w:val="center"/>
-            </w:pPr>
-            <w:r>
-              <w:t xml:space="preserve">349</w:t>
+              <w:t xml:space="preserve">593</w:t>
+            </w:r>
+          </w:p>
+        </w:tc>
+        <w:tc>
+          <w:tcPr/>
+          <w:p>
+            <w:pPr>
+              <w:pStyle w:val="Compact"/>
+              <w:jc w:val="center"/>
+            </w:pPr>
+            <w:r>
+              <w:t xml:space="preserve">398</w:t>
             </w:r>
           </w:p>
         </w:tc>
@@ -5473,7 +5473,7 @@
               <w:jc w:val="center"/>
             </w:pPr>
             <w:r>
-              <w:t xml:space="preserve">179 (30.8%)</w:t>
+              <w:t xml:space="preserve">211 (35.6%)</w:t>
             </w:r>
           </w:p>
         </w:tc>
@@ -5531,7 +5531,7 @@
               <w:jc w:val="center"/>
             </w:pPr>
             <w:r>
-              <w:t xml:space="preserve">100 (17.2%)</w:t>
+              <w:t xml:space="preserve">95 (16.0%)</w:t>
             </w:r>
           </w:p>
         </w:tc>
@@ -5589,7 +5589,7 @@
               <w:jc w:val="center"/>
             </w:pPr>
             <w:r>
-              <w:t xml:space="preserve">154 (26.5%)</w:t>
+              <w:t xml:space="preserve">148 (25.0%)</w:t>
             </w:r>
           </w:p>
         </w:tc>
@@ -5647,7 +5647,7 @@
               <w:jc w:val="center"/>
             </w:pPr>
             <w:r>
-              <w:t xml:space="preserve">134 (23.0%)</w:t>
+              <w:t xml:space="preserve">124 (20.9%)</w:t>
             </w:r>
           </w:p>
         </w:tc>
@@ -5705,7 +5705,7 @@
               <w:jc w:val="center"/>
             </w:pPr>
             <w:r>
-              <w:t xml:space="preserve">15 (2.6%)</w:t>
+              <w:t xml:space="preserve">15 (2.5%)</w:t>
             </w:r>
           </w:p>
         </w:tc>
@@ -5735,19 +5735,19 @@
               <w:jc w:val="center"/>
             </w:pPr>
             <w:r>
-              <w:t xml:space="preserve">582</w:t>
-            </w:r>
-          </w:p>
-        </w:tc>
-        <w:tc>
-          <w:tcPr/>
-          <w:p>
-            <w:pPr>
-              <w:pStyle w:val="Compact"/>
-              <w:jc w:val="center"/>
-            </w:pPr>
-            <w:r>
-              <w:t xml:space="preserve">349</w:t>
+              <w:t xml:space="preserve">593</w:t>
+            </w:r>
+          </w:p>
+        </w:tc>
+        <w:tc>
+          <w:tcPr/>
+          <w:p>
+            <w:pPr>
+              <w:pStyle w:val="Compact"/>
+              <w:jc w:val="center"/>
+            </w:pPr>
+            <w:r>
+              <w:t xml:space="preserve">398</w:t>
             </w:r>
           </w:p>
         </w:tc>
@@ -5945,7 +5945,7 @@
               <w:jc w:val="center"/>
             </w:pPr>
             <w:r>
-              <w:t xml:space="preserve">9 (1.5%)</w:t>
+              <w:t xml:space="preserve">10 (1.7%)</w:t>
             </w:r>
           </w:p>
         </w:tc>
@@ -6003,7 +6003,7 @@
               <w:jc w:val="center"/>
             </w:pPr>
             <w:r>
-              <w:t xml:space="preserve">28 (4.8%)</w:t>
+              <w:t xml:space="preserve">28 (4.7%)</w:t>
             </w:r>
           </w:p>
         </w:tc>
@@ -6061,7 +6061,7 @@
               <w:jc w:val="center"/>
             </w:pPr>
             <w:r>
-              <w:t xml:space="preserve">162 (27.8%)</w:t>
+              <w:t xml:space="preserve">165 (27.8%)</w:t>
             </w:r>
           </w:p>
         </w:tc>
@@ -6119,7 +6119,7 @@
               <w:jc w:val="center"/>
             </w:pPr>
             <w:r>
-              <w:t xml:space="preserve">287 (49.3%)</w:t>
+              <w:t xml:space="preserve">289 (48.7%)</w:t>
             </w:r>
           </w:p>
         </w:tc>
@@ -6177,7 +6177,7 @@
               <w:jc w:val="center"/>
             </w:pPr>
             <w:r>
-              <w:t xml:space="preserve">87 (14.9%)</w:t>
+              <w:t xml:space="preserve">92 (15.5%)</w:t>
             </w:r>
           </w:p>
         </w:tc>
@@ -6375,39 +6375,39 @@
               <w:jc w:val="center"/>
             </w:pPr>
             <w:r>
-              <w:t xml:space="preserve">675</w:t>
-            </w:r>
-          </w:p>
-        </w:tc>
-        <w:tc>
-          <w:tcPr/>
-          <w:p>
-            <w:pPr>
-              <w:pStyle w:val="Compact"/>
-              <w:jc w:val="center"/>
-            </w:pPr>
-            <w:r>
-              <w:t xml:space="preserve">256</w:t>
-            </w:r>
-          </w:p>
-        </w:tc>
-        <w:tc>
-          <w:tcPr/>
-          <w:p>
-            <w:pPr>
-              <w:pStyle w:val="Compact"/>
-            </w:pPr>
-          </w:p>
-        </w:tc>
-        <w:tc>
-          <w:tcPr/>
-          <w:p>
-            <w:pPr>
-              <w:pStyle w:val="Compact"/>
-              <w:jc w:val="center"/>
-            </w:pPr>
-            <w:r>
-              <w:t xml:space="preserve">28.35 ± 4.12</w:t>
+              <w:t xml:space="preserve">707</w:t>
+            </w:r>
+          </w:p>
+        </w:tc>
+        <w:tc>
+          <w:tcPr/>
+          <w:p>
+            <w:pPr>
+              <w:pStyle w:val="Compact"/>
+              <w:jc w:val="center"/>
+            </w:pPr>
+            <w:r>
+              <w:t xml:space="preserve">284</w:t>
+            </w:r>
+          </w:p>
+        </w:tc>
+        <w:tc>
+          <w:tcPr/>
+          <w:p>
+            <w:pPr>
+              <w:pStyle w:val="Compact"/>
+            </w:pPr>
+          </w:p>
+        </w:tc>
+        <w:tc>
+          <w:tcPr/>
+          <w:p>
+            <w:pPr>
+              <w:pStyle w:val="Compact"/>
+              <w:jc w:val="center"/>
+            </w:pPr>
+            <w:r>
+              <w:t xml:space="preserve">28.40 ± 4.39</w:t>
             </w:r>
           </w:p>
         </w:tc>
@@ -6445,19 +6445,19 @@
               <w:jc w:val="center"/>
             </w:pPr>
             <w:r>
-              <w:t xml:space="preserve">675</w:t>
-            </w:r>
-          </w:p>
-        </w:tc>
-        <w:tc>
-          <w:tcPr/>
-          <w:p>
-            <w:pPr>
-              <w:pStyle w:val="Compact"/>
-              <w:jc w:val="center"/>
-            </w:pPr>
-            <w:r>
-              <w:t xml:space="preserve">256</w:t>
+              <w:t xml:space="preserve">707</w:t>
+            </w:r>
+          </w:p>
+        </w:tc>
+        <w:tc>
+          <w:tcPr/>
+          <w:p>
+            <w:pPr>
+              <w:pStyle w:val="Compact"/>
+              <w:jc w:val="center"/>
+            </w:pPr>
+            <w:r>
+              <w:t xml:space="preserve">284</w:t>
             </w:r>
           </w:p>
         </w:tc>
@@ -6539,7 +6539,7 @@
               <w:jc w:val="center"/>
             </w:pPr>
             <w:r>
-              <w:t xml:space="preserve">101 (15.0%)</w:t>
+              <w:t xml:space="preserve">106 (15.0%)</w:t>
             </w:r>
           </w:p>
         </w:tc>
@@ -6597,7 +6597,7 @@
               <w:jc w:val="center"/>
             </w:pPr>
             <w:r>
-              <w:t xml:space="preserve">574 (85.0%)</w:t>
+              <w:t xml:space="preserve">601 (85.0%)</w:t>
             </w:r>
           </w:p>
         </w:tc>
@@ -6769,31 +6769,31 @@
               <w:jc w:val="center"/>
             </w:pPr>
             <w:r>
-              <w:t xml:space="preserve">931</w:t>
-            </w:r>
-          </w:p>
-        </w:tc>
-        <w:tc>
-          <w:tcPr/>
-          <w:p>
-            <w:pPr>
-              <w:pStyle w:val="Compact"/>
-              <w:jc w:val="center"/>
-            </w:pPr>
-            <w:r>
-              <w:t xml:space="preserve">47.046187</w:t>
-            </w:r>
-          </w:p>
-        </w:tc>
-        <w:tc>
-          <w:tcPr/>
-          <w:p>
-            <w:pPr>
-              <w:pStyle w:val="Compact"/>
-              <w:jc w:val="center"/>
-            </w:pPr>
-            <w:r>
-              <w:t xml:space="preserve">2.577873</w:t>
+              <w:t xml:space="preserve">991</w:t>
+            </w:r>
+          </w:p>
+        </w:tc>
+        <w:tc>
+          <w:tcPr/>
+          <w:p>
+            <w:pPr>
+              <w:pStyle w:val="Compact"/>
+              <w:jc w:val="center"/>
+            </w:pPr>
+            <w:r>
+              <w:t xml:space="preserve">44.09687</w:t>
+            </w:r>
+          </w:p>
+        </w:tc>
+        <w:tc>
+          <w:tcPr/>
+          <w:p>
+            <w:pPr>
+              <w:pStyle w:val="Compact"/>
+              <w:jc w:val="center"/>
+            </w:pPr>
+            <w:r>
+              <w:t xml:space="preserve">2.522704</w:t>
             </w:r>
           </w:p>
         </w:tc>
@@ -6829,19 +6829,19 @@
               <w:jc w:val="center"/>
             </w:pPr>
             <w:r>
-              <w:t xml:space="preserve">50.0</w:t>
-            </w:r>
-          </w:p>
-        </w:tc>
-        <w:tc>
-          <w:tcPr/>
-          <w:p>
-            <w:pPr>
-              <w:pStyle w:val="Compact"/>
-              <w:jc w:val="center"/>
-            </w:pPr>
-            <w:r>
-              <w:t xml:space="preserve">731.0489</w:t>
+              <w:t xml:space="preserve">49.7</w:t>
+            </w:r>
+          </w:p>
+        </w:tc>
+        <w:tc>
+          <w:tcPr/>
+          <w:p>
+            <w:pPr>
+              <w:pStyle w:val="Compact"/>
+              <w:jc w:val="center"/>
+            </w:pPr>
+            <w:r>
+              <w:t xml:space="preserve">744.0387</w:t>
             </w:r>
           </w:p>
         </w:tc>
@@ -6867,31 +6867,31 @@
               <w:jc w:val="center"/>
             </w:pPr>
             <w:r>
-              <w:t xml:space="preserve">931</w:t>
-            </w:r>
-          </w:p>
-        </w:tc>
-        <w:tc>
-          <w:tcPr/>
-          <w:p>
-            <w:pPr>
-              <w:pStyle w:val="Compact"/>
-              <w:jc w:val="center"/>
-            </w:pPr>
-            <w:r>
-              <w:t xml:space="preserve">49.838883</w:t>
-            </w:r>
-          </w:p>
-        </w:tc>
-        <w:tc>
-          <w:tcPr/>
-          <w:p>
-            <w:pPr>
-              <w:pStyle w:val="Compact"/>
-              <w:jc w:val="center"/>
-            </w:pPr>
-            <w:r>
-              <w:t xml:space="preserve">9.129968</w:t>
+              <w:t xml:space="preserve">991</w:t>
+            </w:r>
+          </w:p>
+        </w:tc>
+        <w:tc>
+          <w:tcPr/>
+          <w:p>
+            <w:pPr>
+              <w:pStyle w:val="Compact"/>
+              <w:jc w:val="center"/>
+            </w:pPr>
+            <w:r>
+              <w:t xml:space="preserve">46.51867</w:t>
+            </w:r>
+          </w:p>
+        </w:tc>
+        <w:tc>
+          <w:tcPr/>
+          <w:p>
+            <w:pPr>
+              <w:pStyle w:val="Compact"/>
+              <w:jc w:val="center"/>
+            </w:pPr>
+            <w:r>
+              <w:t xml:space="preserve">9.283552</w:t>
             </w:r>
           </w:p>
         </w:tc>
@@ -6927,19 +6927,19 @@
               <w:jc w:val="center"/>
             </w:pPr>
             <w:r>
-              <w:t xml:space="preserve">36.0</w:t>
-            </w:r>
-          </w:p>
-        </w:tc>
-        <w:tc>
-          <w:tcPr/>
-          <w:p>
-            <w:pPr>
-              <w:pStyle w:val="Compact"/>
-              <w:jc w:val="center"/>
-            </w:pPr>
-            <w:r>
-              <w:t xml:space="preserve">636.8977</w:t>
+              <w:t xml:space="preserve">35.0</w:t>
+            </w:r>
+          </w:p>
+        </w:tc>
+        <w:tc>
+          <w:tcPr/>
+          <w:p>
+            <w:pPr>
+              <w:pStyle w:val="Compact"/>
+              <w:jc w:val="center"/>
+            </w:pPr>
+            <w:r>
+              <w:t xml:space="preserve">658.5688</w:t>
             </w:r>
           </w:p>
         </w:tc>
@@ -6965,31 +6965,31 @@
               <w:jc w:val="center"/>
             </w:pPr>
             <w:r>
-              <w:t xml:space="preserve">931</w:t>
-            </w:r>
-          </w:p>
-        </w:tc>
-        <w:tc>
-          <w:tcPr/>
-          <w:p>
-            <w:pPr>
-              <w:pStyle w:val="Compact"/>
-              <w:jc w:val="center"/>
-            </w:pPr>
-            <w:r>
-              <w:t xml:space="preserve">43.179377</w:t>
-            </w:r>
-          </w:p>
-        </w:tc>
-        <w:tc>
-          <w:tcPr/>
-          <w:p>
-            <w:pPr>
-              <w:pStyle w:val="Compact"/>
-              <w:jc w:val="center"/>
-            </w:pPr>
-            <w:r>
-              <w:t xml:space="preserve">15.037594</w:t>
+              <w:t xml:space="preserve">991</w:t>
+            </w:r>
+          </w:p>
+        </w:tc>
+        <w:tc>
+          <w:tcPr/>
+          <w:p>
+            <w:pPr>
+              <w:pStyle w:val="Compact"/>
+              <w:jc w:val="center"/>
+            </w:pPr>
+            <w:r>
+              <w:t xml:space="preserve">39.65691</w:t>
+            </w:r>
+          </w:p>
+        </w:tc>
+        <w:tc>
+          <w:tcPr/>
+          <w:p>
+            <w:pPr>
+              <w:pStyle w:val="Compact"/>
+              <w:jc w:val="center"/>
+            </w:pPr>
+            <w:r>
+              <w:t xml:space="preserve">16.851665</w:t>
             </w:r>
           </w:p>
         </w:tc>
@@ -7025,19 +7025,19 @@
               <w:jc w:val="center"/>
             </w:pPr>
             <w:r>
-              <w:t xml:space="preserve">37.0</w:t>
-            </w:r>
-          </w:p>
-        </w:tc>
-        <w:tc>
-          <w:tcPr/>
-          <w:p>
-            <w:pPr>
-              <w:pStyle w:val="Compact"/>
-              <w:jc w:val="center"/>
-            </w:pPr>
-            <w:r>
-              <w:t xml:space="preserve">555.4025</w:t>
+              <w:t xml:space="preserve">35.0</w:t>
+            </w:r>
+          </w:p>
+        </w:tc>
+        <w:tc>
+          <w:tcPr/>
+          <w:p>
+            <w:pPr>
+              <w:pStyle w:val="Compact"/>
+              <w:jc w:val="center"/>
+            </w:pPr>
+            <w:r>
+              <w:t xml:space="preserve">577.2048</w:t>
             </w:r>
           </w:p>
         </w:tc>
@@ -7063,43 +7063,43 @@
               <w:jc w:val="center"/>
             </w:pPr>
             <w:r>
-              <w:t xml:space="preserve">931</w:t>
-            </w:r>
-          </w:p>
-        </w:tc>
-        <w:tc>
-          <w:tcPr/>
-          <w:p>
-            <w:pPr>
-              <w:pStyle w:val="Compact"/>
-              <w:jc w:val="center"/>
-            </w:pPr>
-            <w:r>
-              <w:t xml:space="preserve">47.046187</w:t>
-            </w:r>
-          </w:p>
-        </w:tc>
-        <w:tc>
-          <w:tcPr/>
-          <w:p>
-            <w:pPr>
-              <w:pStyle w:val="Compact"/>
-              <w:jc w:val="center"/>
-            </w:pPr>
-            <w:r>
-              <w:t xml:space="preserve">23.630505</w:t>
-            </w:r>
-          </w:p>
-        </w:tc>
-        <w:tc>
-          <w:tcPr/>
-          <w:p>
-            <w:pPr>
-              <w:pStyle w:val="Compact"/>
-              <w:jc w:val="center"/>
-            </w:pPr>
-            <w:r>
-              <w:t xml:space="preserve">5</w:t>
+              <w:t xml:space="preserve">991</w:t>
+            </w:r>
+          </w:p>
+        </w:tc>
+        <w:tc>
+          <w:tcPr/>
+          <w:p>
+            <w:pPr>
+              <w:pStyle w:val="Compact"/>
+              <w:jc w:val="center"/>
+            </w:pPr>
+            <w:r>
+              <w:t xml:space="preserve">45.10595</w:t>
+            </w:r>
+          </w:p>
+        </w:tc>
+        <w:tc>
+          <w:tcPr/>
+          <w:p>
+            <w:pPr>
+              <w:pStyle w:val="Compact"/>
+              <w:jc w:val="center"/>
+            </w:pPr>
+            <w:r>
+              <w:t xml:space="preserve">24.016145</w:t>
+            </w:r>
+          </w:p>
+        </w:tc>
+        <w:tc>
+          <w:tcPr/>
+          <w:p>
+            <w:pPr>
+              <w:pStyle w:val="Compact"/>
+              <w:jc w:val="center"/>
+            </w:pPr>
+            <w:r>
+              <w:t xml:space="preserve">6</w:t>
             </w:r>
           </w:p>
         </w:tc>
@@ -7123,19 +7123,19 @@
               <w:jc w:val="center"/>
             </w:pPr>
             <w:r>
-              <w:t xml:space="preserve">28.8</w:t>
-            </w:r>
-          </w:p>
-        </w:tc>
-        <w:tc>
-          <w:tcPr/>
-          <w:p>
-            <w:pPr>
-              <w:pStyle w:val="Compact"/>
-              <w:jc w:val="center"/>
-            </w:pPr>
-            <w:r>
-              <w:t xml:space="preserve">477.7177</w:t>
+              <w:t xml:space="preserve">29.0</w:t>
+            </w:r>
+          </w:p>
+        </w:tc>
+        <w:tc>
+          <w:tcPr/>
+          <w:p>
+            <w:pPr>
+              <w:pStyle w:val="Compact"/>
+              <w:jc w:val="center"/>
+            </w:pPr>
+            <w:r>
+              <w:t xml:space="preserve">487.2308</w:t>
             </w:r>
           </w:p>
         </w:tc>
@@ -7161,43 +7161,43 @@
               <w:jc w:val="center"/>
             </w:pPr>
             <w:r>
-              <w:t xml:space="preserve">931</w:t>
-            </w:r>
-          </w:p>
-        </w:tc>
-        <w:tc>
-          <w:tcPr/>
-          <w:p>
-            <w:pPr>
-              <w:pStyle w:val="Compact"/>
-              <w:jc w:val="center"/>
-            </w:pPr>
-            <w:r>
-              <w:t xml:space="preserve">46.401719</w:t>
-            </w:r>
-          </w:p>
-        </w:tc>
-        <w:tc>
-          <w:tcPr/>
-          <w:p>
-            <w:pPr>
-              <w:pStyle w:val="Compact"/>
-              <w:jc w:val="center"/>
-            </w:pPr>
-            <w:r>
-              <w:t xml:space="preserve">16.433942</w:t>
-            </w:r>
-          </w:p>
-        </w:tc>
-        <w:tc>
-          <w:tcPr/>
-          <w:p>
-            <w:pPr>
-              <w:pStyle w:val="Compact"/>
-              <w:jc w:val="center"/>
-            </w:pPr>
-            <w:r>
-              <w:t xml:space="preserve">6</w:t>
+              <w:t xml:space="preserve">991</w:t>
+            </w:r>
+          </w:p>
+        </w:tc>
+        <w:tc>
+          <w:tcPr/>
+          <w:p>
+            <w:pPr>
+              <w:pStyle w:val="Compact"/>
+              <w:jc w:val="center"/>
+            </w:pPr>
+            <w:r>
+              <w:t xml:space="preserve">43.28961</w:t>
+            </w:r>
+          </w:p>
+        </w:tc>
+        <w:tc>
+          <w:tcPr/>
+          <w:p>
+            <w:pPr>
+              <w:pStyle w:val="Compact"/>
+              <w:jc w:val="center"/>
+            </w:pPr>
+            <w:r>
+              <w:t xml:space="preserve">17.558022</w:t>
+            </w:r>
+          </w:p>
+        </w:tc>
+        <w:tc>
+          <w:tcPr/>
+          <w:p>
+            <w:pPr>
+              <w:pStyle w:val="Compact"/>
+              <w:jc w:val="center"/>
+            </w:pPr>
+            <w:r>
+              <w:t xml:space="preserve">5</w:t>
             </w:r>
           </w:p>
         </w:tc>
@@ -7221,19 +7221,19 @@
               <w:jc w:val="center"/>
             </w:pPr>
             <w:r>
-              <w:t xml:space="preserve">19.0</w:t>
-            </w:r>
-          </w:p>
-        </w:tc>
-        <w:tc>
-          <w:tcPr/>
-          <w:p>
-            <w:pPr>
-              <w:pStyle w:val="Compact"/>
-              <w:jc w:val="center"/>
-            </w:pPr>
-            <w:r>
-              <w:t xml:space="preserve">500.2739</w:t>
+              <w:t xml:space="preserve">18.0</w:t>
+            </w:r>
+          </w:p>
+        </w:tc>
+        <w:tc>
+          <w:tcPr/>
+          <w:p>
+            <w:pPr>
+              <w:pStyle w:val="Compact"/>
+              <w:jc w:val="center"/>
+            </w:pPr>
+            <w:r>
+              <w:t xml:space="preserve">509.9362</w:t>
             </w:r>
           </w:p>
         </w:tc>
@@ -7259,31 +7259,31 @@
               <w:jc w:val="center"/>
             </w:pPr>
             <w:r>
-              <w:t xml:space="preserve">931</w:t>
-            </w:r>
-          </w:p>
-        </w:tc>
-        <w:tc>
-          <w:tcPr/>
-          <w:p>
-            <w:pPr>
-              <w:pStyle w:val="Compact"/>
-              <w:jc w:val="center"/>
-            </w:pPr>
-            <w:r>
-              <w:t xml:space="preserve">49.087003</w:t>
-            </w:r>
-          </w:p>
-        </w:tc>
-        <w:tc>
-          <w:tcPr/>
-          <w:p>
-            <w:pPr>
-              <w:pStyle w:val="Compact"/>
-              <w:jc w:val="center"/>
-            </w:pPr>
-            <w:r>
-              <w:t xml:space="preserve">12.137487</w:t>
+              <w:t xml:space="preserve">991</w:t>
+            </w:r>
+          </w:p>
+        </w:tc>
+        <w:tc>
+          <w:tcPr/>
+          <w:p>
+            <w:pPr>
+              <w:pStyle w:val="Compact"/>
+              <w:jc w:val="center"/>
+            </w:pPr>
+            <w:r>
+              <w:t xml:space="preserve">46.31685</w:t>
+            </w:r>
+          </w:p>
+        </w:tc>
+        <w:tc>
+          <w:tcPr/>
+          <w:p>
+            <w:pPr>
+              <w:pStyle w:val="Compact"/>
+              <w:jc w:val="center"/>
+            </w:pPr>
+            <w:r>
+              <w:t xml:space="preserve">13.622603</w:t>
             </w:r>
           </w:p>
         </w:tc>
@@ -7319,19 +7319,19 @@
               <w:jc w:val="center"/>
             </w:pPr>
             <w:r>
-              <w:t xml:space="preserve">30.0</w:t>
-            </w:r>
-          </w:p>
-        </w:tc>
-        <w:tc>
-          <w:tcPr/>
-          <w:p>
-            <w:pPr>
-              <w:pStyle w:val="Compact"/>
-              <w:jc w:val="center"/>
-            </w:pPr>
-            <w:r>
-              <w:t xml:space="preserve">587.9515</w:t>
+              <w:t xml:space="preserve">28.0</w:t>
+            </w:r>
+          </w:p>
+        </w:tc>
+        <w:tc>
+          <w:tcPr/>
+          <w:p>
+            <w:pPr>
+              <w:pStyle w:val="Compact"/>
+              <w:jc w:val="center"/>
+            </w:pPr>
+            <w:r>
+              <w:t xml:space="preserve">625.1892</w:t>
             </w:r>
           </w:p>
         </w:tc>
@@ -7357,31 +7357,31 @@
               <w:jc w:val="center"/>
             </w:pPr>
             <w:r>
-              <w:t xml:space="preserve">931</w:t>
-            </w:r>
-          </w:p>
-        </w:tc>
-        <w:tc>
-          <w:tcPr/>
-          <w:p>
-            <w:pPr>
-              <w:pStyle w:val="Compact"/>
-              <w:jc w:val="center"/>
-            </w:pPr>
-            <w:r>
-              <w:t xml:space="preserve">44.683136</w:t>
-            </w:r>
-          </w:p>
-        </w:tc>
-        <w:tc>
-          <w:tcPr/>
-          <w:p>
-            <w:pPr>
-              <w:pStyle w:val="Compact"/>
-              <w:jc w:val="center"/>
-            </w:pPr>
-            <w:r>
-              <w:t xml:space="preserve">5.477981</w:t>
+              <w:t xml:space="preserve">991</w:t>
+            </w:r>
+          </w:p>
+        </w:tc>
+        <w:tc>
+          <w:tcPr/>
+          <w:p>
+            <w:pPr>
+              <w:pStyle w:val="Compact"/>
+              <w:jc w:val="center"/>
+            </w:pPr>
+            <w:r>
+              <w:t xml:space="preserve">41.37235</w:t>
+            </w:r>
+          </w:p>
+        </w:tc>
+        <w:tc>
+          <w:tcPr/>
+          <w:p>
+            <w:pPr>
+              <w:pStyle w:val="Compact"/>
+              <w:jc w:val="center"/>
+            </w:pPr>
+            <w:r>
+              <w:t xml:space="preserve">6.357215</w:t>
             </w:r>
           </w:p>
         </w:tc>
@@ -7405,31 +7405,31 @@
               <w:jc w:val="center"/>
             </w:pPr>
             <w:r>
-              <w:t xml:space="preserve">4</w:t>
-            </w:r>
-          </w:p>
-        </w:tc>
-        <w:tc>
-          <w:tcPr/>
-          <w:p>
-            <w:pPr>
-              <w:pStyle w:val="Compact"/>
-              <w:jc w:val="center"/>
-            </w:pPr>
-            <w:r>
-              <w:t xml:space="preserve">31.0</w:t>
-            </w:r>
-          </w:p>
-        </w:tc>
-        <w:tc>
-          <w:tcPr/>
-          <w:p>
-            <w:pPr>
-              <w:pStyle w:val="Compact"/>
-              <w:jc w:val="center"/>
-            </w:pPr>
-            <w:r>
-              <w:t xml:space="preserve">377.6039</w:t>
+              <w:t xml:space="preserve">3</w:t>
+            </w:r>
+          </w:p>
+        </w:tc>
+        <w:tc>
+          <w:tcPr/>
+          <w:p>
+            <w:pPr>
+              <w:pStyle w:val="Compact"/>
+              <w:jc w:val="center"/>
+            </w:pPr>
+            <w:r>
+              <w:t xml:space="preserve">30.0</w:t>
+            </w:r>
+          </w:p>
+        </w:tc>
+        <w:tc>
+          <w:tcPr/>
+          <w:p>
+            <w:pPr>
+              <w:pStyle w:val="Compact"/>
+              <w:jc w:val="center"/>
+            </w:pPr>
+            <w:r>
+              <w:t xml:space="preserve">386.1318</w:t>
             </w:r>
           </w:p>
         </w:tc>
@@ -7455,31 +7455,31 @@
               <w:jc w:val="center"/>
             </w:pPr>
             <w:r>
-              <w:t xml:space="preserve">931</w:t>
-            </w:r>
-          </w:p>
-        </w:tc>
-        <w:tc>
-          <w:tcPr/>
-          <w:p>
-            <w:pPr>
-              <w:pStyle w:val="Compact"/>
-              <w:jc w:val="center"/>
-            </w:pPr>
-            <w:r>
-              <w:t xml:space="preserve">43.286788</w:t>
-            </w:r>
-          </w:p>
-        </w:tc>
-        <w:tc>
-          <w:tcPr/>
-          <w:p>
-            <w:pPr>
-              <w:pStyle w:val="Compact"/>
-              <w:jc w:val="center"/>
-            </w:pPr>
-            <w:r>
-              <w:t xml:space="preserve">12.137487</w:t>
+              <w:t xml:space="preserve">991</w:t>
+            </w:r>
+          </w:p>
+        </w:tc>
+        <w:tc>
+          <w:tcPr/>
+          <w:p>
+            <w:pPr>
+              <w:pStyle w:val="Compact"/>
+              <w:jc w:val="center"/>
+            </w:pPr>
+            <w:r>
+              <w:t xml:space="preserve">40.06054</w:t>
+            </w:r>
+          </w:p>
+        </w:tc>
+        <w:tc>
+          <w:tcPr/>
+          <w:p>
+            <w:pPr>
+              <w:pStyle w:val="Compact"/>
+              <w:jc w:val="center"/>
+            </w:pPr>
+            <w:r>
+              <w:t xml:space="preserve">12.512614</w:t>
             </w:r>
           </w:p>
         </w:tc>
@@ -7515,19 +7515,19 @@
               <w:jc w:val="center"/>
             </w:pPr>
             <w:r>
-              <w:t xml:space="preserve">32.3</w:t>
-            </w:r>
-          </w:p>
-        </w:tc>
-        <w:tc>
-          <w:tcPr/>
-          <w:p>
-            <w:pPr>
-              <w:pStyle w:val="Compact"/>
-              <w:jc w:val="center"/>
-            </w:pPr>
-            <w:r>
-              <w:t xml:space="preserve">363.8619</w:t>
+              <w:t xml:space="preserve">33.0</w:t>
+            </w:r>
+          </w:p>
+        </w:tc>
+        <w:tc>
+          <w:tcPr/>
+          <w:p>
+            <w:pPr>
+              <w:pStyle w:val="Compact"/>
+              <w:jc w:val="center"/>
+            </w:pPr>
+            <w:r>
+              <w:t xml:space="preserve">368.8192</w:t>
             </w:r>
           </w:p>
         </w:tc>
@@ -7553,31 +7553,31 @@
               <w:jc w:val="center"/>
             </w:pPr>
             <w:r>
-              <w:t xml:space="preserve">931</w:t>
-            </w:r>
-          </w:p>
-        </w:tc>
-        <w:tc>
-          <w:tcPr/>
-          <w:p>
-            <w:pPr>
-              <w:pStyle w:val="Compact"/>
-              <w:jc w:val="center"/>
-            </w:pPr>
-            <w:r>
-              <w:t xml:space="preserve">71.321160</w:t>
-            </w:r>
-          </w:p>
-        </w:tc>
-        <w:tc>
-          <w:tcPr/>
-          <w:p>
-            <w:pPr>
-              <w:pStyle w:val="Compact"/>
-              <w:jc w:val="center"/>
-            </w:pPr>
-            <w:r>
-              <w:t xml:space="preserve">7.626208</w:t>
+              <w:t xml:space="preserve">991</w:t>
+            </w:r>
+          </w:p>
+        </w:tc>
+        <w:tc>
+          <w:tcPr/>
+          <w:p>
+            <w:pPr>
+              <w:pStyle w:val="Compact"/>
+              <w:jc w:val="center"/>
+            </w:pPr>
+            <w:r>
+              <w:t xml:space="preserve">69.32392</w:t>
+            </w:r>
+          </w:p>
+        </w:tc>
+        <w:tc>
+          <w:tcPr/>
+          <w:p>
+            <w:pPr>
+              <w:pStyle w:val="Compact"/>
+              <w:jc w:val="center"/>
+            </w:pPr>
+            <w:r>
+              <w:t xml:space="preserve">8.072654</w:t>
             </w:r>
           </w:p>
         </w:tc>
@@ -7613,19 +7613,19 @@
               <w:jc w:val="center"/>
             </w:pPr>
             <w:r>
-              <w:t xml:space="preserve">19.0</w:t>
-            </w:r>
-          </w:p>
-        </w:tc>
-        <w:tc>
-          <w:tcPr/>
-          <w:p>
-            <w:pPr>
-              <w:pStyle w:val="Compact"/>
-              <w:jc w:val="center"/>
-            </w:pPr>
-            <w:r>
-              <w:t xml:space="preserve">275.3418</w:t>
+              <w:t xml:space="preserve">18.0</w:t>
+            </w:r>
+          </w:p>
+        </w:tc>
+        <w:tc>
+          <w:tcPr/>
+          <w:p>
+            <w:pPr>
+              <w:pStyle w:val="Compact"/>
+              <w:jc w:val="center"/>
+            </w:pPr>
+            <w:r>
+              <w:t xml:space="preserve">278.4052</w:t>
             </w:r>
           </w:p>
         </w:tc>
@@ -7651,31 +7651,31 @@
               <w:jc w:val="center"/>
             </w:pPr>
             <w:r>
-              <w:t xml:space="preserve">931</w:t>
-            </w:r>
-          </w:p>
-        </w:tc>
-        <w:tc>
-          <w:tcPr/>
-          <w:p>
-            <w:pPr>
-              <w:pStyle w:val="Compact"/>
-              <w:jc w:val="center"/>
-            </w:pPr>
-            <w:r>
-              <w:t xml:space="preserve">11.170784</w:t>
-            </w:r>
-          </w:p>
-        </w:tc>
-        <w:tc>
-          <w:tcPr/>
-          <w:p>
-            <w:pPr>
-              <w:pStyle w:val="Compact"/>
-              <w:jc w:val="center"/>
-            </w:pPr>
-            <w:r>
-              <w:t xml:space="preserve">4.511278</w:t>
+              <w:t xml:space="preserve">991</w:t>
+            </w:r>
+          </w:p>
+        </w:tc>
+        <w:tc>
+          <w:tcPr/>
+          <w:p>
+            <w:pPr>
+              <w:pStyle w:val="Compact"/>
+              <w:jc w:val="center"/>
+            </w:pPr>
+            <w:r>
+              <w:t xml:space="preserve">13.11806</w:t>
+            </w:r>
+          </w:p>
+        </w:tc>
+        <w:tc>
+          <w:tcPr/>
+          <w:p>
+            <w:pPr>
+              <w:pStyle w:val="Compact"/>
+              <w:jc w:val="center"/>
+            </w:pPr>
+            <w:r>
+              <w:t xml:space="preserve">4.742684</w:t>
             </w:r>
           </w:p>
         </w:tc>
@@ -7699,31 +7699,31 @@
               <w:jc w:val="center"/>
             </w:pPr>
             <w:r>
-              <w:t xml:space="preserve">6</w:t>
-            </w:r>
-          </w:p>
-        </w:tc>
-        <w:tc>
-          <w:tcPr/>
-          <w:p>
-            <w:pPr>
-              <w:pStyle w:val="Compact"/>
-              <w:jc w:val="center"/>
-            </w:pPr>
-            <w:r>
-              <w:t xml:space="preserve">50.4</w:t>
-            </w:r>
-          </w:p>
-        </w:tc>
-        <w:tc>
-          <w:tcPr/>
-          <w:p>
-            <w:pPr>
-              <w:pStyle w:val="Compact"/>
-              <w:jc w:val="center"/>
-            </w:pPr>
-            <w:r>
-              <w:t xml:space="preserve">687.7989</w:t>
+              <w:t xml:space="preserve">5</w:t>
+            </w:r>
+          </w:p>
+        </w:tc>
+        <w:tc>
+          <w:tcPr/>
+          <w:p>
+            <w:pPr>
+              <w:pStyle w:val="Compact"/>
+              <w:jc w:val="center"/>
+            </w:pPr>
+            <w:r>
+              <w:t xml:space="preserve">50.0</w:t>
+            </w:r>
+          </w:p>
+        </w:tc>
+        <w:tc>
+          <w:tcPr/>
+          <w:p>
+            <w:pPr>
+              <w:pStyle w:val="Compact"/>
+              <w:jc w:val="center"/>
+            </w:pPr>
+            <w:r>
+              <w:t xml:space="preserve">698.9106</w:t>
             </w:r>
           </w:p>
         </w:tc>
@@ -7749,31 +7749,31 @@
               <w:jc w:val="center"/>
             </w:pPr>
             <w:r>
-              <w:t xml:space="preserve">931</w:t>
-            </w:r>
-          </w:p>
-        </w:tc>
-        <w:tc>
-          <w:tcPr/>
-          <w:p>
-            <w:pPr>
-              <w:pStyle w:val="Compact"/>
-              <w:jc w:val="center"/>
-            </w:pPr>
-            <w:r>
-              <w:t xml:space="preserve">12.996778</w:t>
-            </w:r>
-          </w:p>
-        </w:tc>
-        <w:tc>
-          <w:tcPr/>
-          <w:p>
-            <w:pPr>
-              <w:pStyle w:val="Compact"/>
-              <w:jc w:val="center"/>
-            </w:pPr>
-            <w:r>
-              <w:t xml:space="preserve">31.256713</w:t>
+              <w:t xml:space="preserve">991</w:t>
+            </w:r>
+          </w:p>
+        </w:tc>
+        <w:tc>
+          <w:tcPr/>
+          <w:p>
+            <w:pPr>
+              <w:pStyle w:val="Compact"/>
+              <w:jc w:val="center"/>
+            </w:pPr>
+            <w:r>
+              <w:t xml:space="preserve">14.22805</w:t>
+            </w:r>
+          </w:p>
+        </w:tc>
+        <w:tc>
+          <w:tcPr/>
+          <w:p>
+            <w:pPr>
+              <w:pStyle w:val="Compact"/>
+              <w:jc w:val="center"/>
+            </w:pPr>
+            <w:r>
+              <w:t xml:space="preserve">30.575177</w:t>
             </w:r>
           </w:p>
         </w:tc>
@@ -7809,19 +7809,19 @@
               <w:jc w:val="center"/>
             </w:pPr>
             <w:r>
-              <w:t xml:space="preserve">31.1</w:t>
-            </w:r>
-          </w:p>
-        </w:tc>
-        <w:tc>
-          <w:tcPr/>
-          <w:p>
-            <w:pPr>
-              <w:pStyle w:val="Compact"/>
-              <w:jc w:val="center"/>
-            </w:pPr>
-            <w:r>
-              <w:t xml:space="preserve">438.1475</w:t>
+              <w:t xml:space="preserve">31.0</w:t>
+            </w:r>
+          </w:p>
+        </w:tc>
+        <w:tc>
+          <w:tcPr/>
+          <w:p>
+            <w:pPr>
+              <w:pStyle w:val="Compact"/>
+              <w:jc w:val="center"/>
+            </w:pPr>
+            <w:r>
+              <w:t xml:space="preserve">448.6518</w:t>
             </w:r>
           </w:p>
         </w:tc>
@@ -7847,31 +7847,31 @@
               <w:jc w:val="center"/>
             </w:pPr>
             <w:r>
-              <w:t xml:space="preserve">931</w:t>
-            </w:r>
-          </w:p>
-        </w:tc>
-        <w:tc>
-          <w:tcPr/>
-          <w:p>
-            <w:pPr>
-              <w:pStyle w:val="Compact"/>
-              <w:jc w:val="center"/>
-            </w:pPr>
-            <w:r>
-              <w:t xml:space="preserve">9.881847</w:t>
-            </w:r>
-          </w:p>
-        </w:tc>
-        <w:tc>
-          <w:tcPr/>
-          <w:p>
-            <w:pPr>
-              <w:pStyle w:val="Compact"/>
-              <w:jc w:val="center"/>
-            </w:pPr>
-            <w:r>
-              <w:t xml:space="preserve">5.477981</w:t>
+              <w:t xml:space="preserve">991</w:t>
+            </w:r>
+          </w:p>
+        </w:tc>
+        <w:tc>
+          <w:tcPr/>
+          <w:p>
+            <w:pPr>
+              <w:pStyle w:val="Compact"/>
+              <w:jc w:val="center"/>
+            </w:pPr>
+            <w:r>
+              <w:t xml:space="preserve">12.10898</w:t>
+            </w:r>
+          </w:p>
+        </w:tc>
+        <w:tc>
+          <w:tcPr/>
+          <w:p>
+            <w:pPr>
+              <w:pStyle w:val="Compact"/>
+              <w:jc w:val="center"/>
+            </w:pPr>
+            <w:r>
+              <w:t xml:space="preserve">5.348133</w:t>
             </w:r>
           </w:p>
         </w:tc>
@@ -7919,7 +7919,7 @@
               <w:jc w:val="center"/>
             </w:pPr>
             <w:r>
-              <w:t xml:space="preserve">435.7618</w:t>
+              <w:t xml:space="preserve">444.8696</w:t>
             </w:r>
           </w:p>
         </w:tc>
@@ -8018,19 +8018,19 @@
               <w:jc w:val="center"/>
             </w:pPr>
             <w:r>
-              <w:t xml:space="preserve">331</w:t>
-            </w:r>
-          </w:p>
-        </w:tc>
-        <w:tc>
-          <w:tcPr/>
-          <w:p>
-            <w:pPr>
-              <w:pStyle w:val="Compact"/>
-              <w:jc w:val="center"/>
-            </w:pPr>
-            <w:r>
-              <w:t xml:space="preserve">251</w:t>
+              <w:t xml:space="preserve">347</w:t>
+            </w:r>
+          </w:p>
+        </w:tc>
+        <w:tc>
+          <w:tcPr/>
+          <w:p>
+            <w:pPr>
+              <w:pStyle w:val="Compact"/>
+              <w:jc w:val="center"/>
+            </w:pPr>
+            <w:r>
+              <w:t xml:space="preserve">259</w:t>
             </w:r>
           </w:p>
         </w:tc>
@@ -8056,19 +8056,19 @@
               <w:jc w:val="center"/>
             </w:pPr>
             <w:r>
-              <w:t xml:space="preserve">124</w:t>
-            </w:r>
-          </w:p>
-        </w:tc>
-        <w:tc>
-          <w:tcPr/>
-          <w:p>
-            <w:pPr>
-              <w:pStyle w:val="Compact"/>
-              <w:jc w:val="center"/>
-            </w:pPr>
-            <w:r>
-              <w:t xml:space="preserve">89</w:t>
+              <w:t xml:space="preserve">131</w:t>
+            </w:r>
+          </w:p>
+        </w:tc>
+        <w:tc>
+          <w:tcPr/>
+          <w:p>
+            <w:pPr>
+              <w:pStyle w:val="Compact"/>
+              <w:jc w:val="center"/>
+            </w:pPr>
+            <w:r>
+              <w:t xml:space="preserve">92</w:t>
             </w:r>
           </w:p>
         </w:tc>
@@ -8094,19 +8094,19 @@
               <w:jc w:val="center"/>
             </w:pPr>
             <w:r>
-              <w:t xml:space="preserve">103</w:t>
-            </w:r>
-          </w:p>
-        </w:tc>
-        <w:tc>
-          <w:tcPr/>
-          <w:p>
-            <w:pPr>
-              <w:pStyle w:val="Compact"/>
-              <w:jc w:val="center"/>
-            </w:pPr>
-            <w:r>
-              <w:t xml:space="preserve">56</w:t>
+              <w:t xml:space="preserve">114</w:t>
+            </w:r>
+          </w:p>
+        </w:tc>
+        <w:tc>
+          <w:tcPr/>
+          <w:p>
+            <w:pPr>
+              <w:pStyle w:val="Compact"/>
+              <w:jc w:val="center"/>
+            </w:pPr>
+            <w:r>
+              <w:t xml:space="preserve">61</w:t>
             </w:r>
           </w:p>
         </w:tc>
@@ -8120,31 +8120,31 @@
               <w:jc w:val="left"/>
             </w:pPr>
             <w:r>
-              <w:t xml:space="preserve">Posttraumatic Stress Disorder</w:t>
-            </w:r>
-          </w:p>
-        </w:tc>
-        <w:tc>
-          <w:tcPr/>
-          <w:p>
-            <w:pPr>
-              <w:pStyle w:val="Compact"/>
-              <w:jc w:val="center"/>
-            </w:pPr>
-            <w:r>
-              <w:t xml:space="preserve">65</w:t>
-            </w:r>
-          </w:p>
-        </w:tc>
-        <w:tc>
-          <w:tcPr/>
-          <w:p>
-            <w:pPr>
-              <w:pStyle w:val="Compact"/>
-              <w:jc w:val="center"/>
-            </w:pPr>
-            <w:r>
-              <w:t xml:space="preserve">33</w:t>
+              <w:t xml:space="preserve">Panic Disorder</w:t>
+            </w:r>
+          </w:p>
+        </w:tc>
+        <w:tc>
+          <w:tcPr/>
+          <w:p>
+            <w:pPr>
+              <w:pStyle w:val="Compact"/>
+              <w:jc w:val="center"/>
+            </w:pPr>
+            <w:r>
+              <w:t xml:space="preserve">66</w:t>
+            </w:r>
+          </w:p>
+        </w:tc>
+        <w:tc>
+          <w:tcPr/>
+          <w:p>
+            <w:pPr>
+              <w:pStyle w:val="Compact"/>
+              <w:jc w:val="center"/>
+            </w:pPr>
+            <w:r>
+              <w:t xml:space="preserve">34</w:t>
             </w:r>
           </w:p>
         </w:tc>
@@ -8158,31 +8158,31 @@
               <w:jc w:val="left"/>
             </w:pPr>
             <w:r>
-              <w:t xml:space="preserve">Agoraphobia</w:t>
-            </w:r>
-          </w:p>
-        </w:tc>
-        <w:tc>
-          <w:tcPr/>
-          <w:p>
-            <w:pPr>
-              <w:pStyle w:val="Compact"/>
-              <w:jc w:val="center"/>
-            </w:pPr>
-            <w:r>
-              <w:t xml:space="preserve">59</w:t>
-            </w:r>
-          </w:p>
-        </w:tc>
-        <w:tc>
-          <w:tcPr/>
-          <w:p>
-            <w:pPr>
-              <w:pStyle w:val="Compact"/>
-              <w:jc w:val="center"/>
-            </w:pPr>
-            <w:r>
-              <w:t xml:space="preserve">34</w:t>
+              <w:t xml:space="preserve">Posttraumatic Stress Disorder</w:t>
+            </w:r>
+          </w:p>
+        </w:tc>
+        <w:tc>
+          <w:tcPr/>
+          <w:p>
+            <w:pPr>
+              <w:pStyle w:val="Compact"/>
+              <w:jc w:val="center"/>
+            </w:pPr>
+            <w:r>
+              <w:t xml:space="preserve">66</w:t>
+            </w:r>
+          </w:p>
+        </w:tc>
+        <w:tc>
+          <w:tcPr/>
+          <w:p>
+            <w:pPr>
+              <w:pStyle w:val="Compact"/>
+              <w:jc w:val="center"/>
+            </w:pPr>
+            <w:r>
+              <w:t xml:space="preserve">33</w:t>
             </w:r>
           </w:p>
         </w:tc>
@@ -8196,31 +8196,31 @@
               <w:jc w:val="left"/>
             </w:pPr>
             <w:r>
-              <w:t xml:space="preserve">Panic Disorder</w:t>
-            </w:r>
-          </w:p>
-        </w:tc>
-        <w:tc>
-          <w:tcPr/>
-          <w:p>
-            <w:pPr>
-              <w:pStyle w:val="Compact"/>
-              <w:jc w:val="center"/>
-            </w:pPr>
-            <w:r>
-              <w:t xml:space="preserve">54</w:t>
-            </w:r>
-          </w:p>
-        </w:tc>
-        <w:tc>
-          <w:tcPr/>
-          <w:p>
-            <w:pPr>
-              <w:pStyle w:val="Compact"/>
-              <w:jc w:val="center"/>
-            </w:pPr>
-            <w:r>
-              <w:t xml:space="preserve">28</w:t>
+              <w:t xml:space="preserve">Agoraphobia</w:t>
+            </w:r>
+          </w:p>
+        </w:tc>
+        <w:tc>
+          <w:tcPr/>
+          <w:p>
+            <w:pPr>
+              <w:pStyle w:val="Compact"/>
+              <w:jc w:val="center"/>
+            </w:pPr>
+            <w:r>
+              <w:t xml:space="preserve">64</w:t>
+            </w:r>
+          </w:p>
+        </w:tc>
+        <w:tc>
+          <w:tcPr/>
+          <w:p>
+            <w:pPr>
+              <w:pStyle w:val="Compact"/>
+              <w:jc w:val="center"/>
+            </w:pPr>
+            <w:r>
+              <w:t xml:space="preserve">37</w:t>
             </w:r>
           </w:p>
         </w:tc>
@@ -8246,19 +8246,19 @@
               <w:jc w:val="center"/>
             </w:pPr>
             <w:r>
-              <w:t xml:space="preserve">40</w:t>
-            </w:r>
-          </w:p>
-        </w:tc>
-        <w:tc>
-          <w:tcPr/>
-          <w:p>
-            <w:pPr>
-              <w:pStyle w:val="Compact"/>
-              <w:jc w:val="center"/>
-            </w:pPr>
-            <w:r>
-              <w:t xml:space="preserve">40</w:t>
+              <w:t xml:space="preserve">43</w:t>
+            </w:r>
+          </w:p>
+        </w:tc>
+        <w:tc>
+          <w:tcPr/>
+          <w:p>
+            <w:pPr>
+              <w:pStyle w:val="Compact"/>
+              <w:jc w:val="center"/>
+            </w:pPr>
+            <w:r>
+              <w:t xml:space="preserve">42</w:t>
             </w:r>
           </w:p>
         </w:tc>
@@ -8284,19 +8284,19 @@
               <w:jc w:val="center"/>
             </w:pPr>
             <w:r>
-              <w:t xml:space="preserve">36</w:t>
-            </w:r>
-          </w:p>
-        </w:tc>
-        <w:tc>
-          <w:tcPr/>
-          <w:p>
-            <w:pPr>
-              <w:pStyle w:val="Compact"/>
-              <w:jc w:val="center"/>
-            </w:pPr>
-            <w:r>
-              <w:t xml:space="preserve">22</w:t>
+              <w:t xml:space="preserve">38</w:t>
+            </w:r>
+          </w:p>
+        </w:tc>
+        <w:tc>
+          <w:tcPr/>
+          <w:p>
+            <w:pPr>
+              <w:pStyle w:val="Compact"/>
+              <w:jc w:val="center"/>
+            </w:pPr>
+            <w:r>
+              <w:t xml:space="preserve">24</w:t>
             </w:r>
           </w:p>
         </w:tc>
@@ -8322,19 +8322,19 @@
               <w:jc w:val="center"/>
             </w:pPr>
             <w:r>
-              <w:t xml:space="preserve">31</w:t>
-            </w:r>
-          </w:p>
-        </w:tc>
-        <w:tc>
-          <w:tcPr/>
-          <w:p>
-            <w:pPr>
-              <w:pStyle w:val="Compact"/>
-              <w:jc w:val="center"/>
-            </w:pPr>
-            <w:r>
-              <w:t xml:space="preserve">20</w:t>
+              <w:t xml:space="preserve">35</w:t>
+            </w:r>
+          </w:p>
+        </w:tc>
+        <w:tc>
+          <w:tcPr/>
+          <w:p>
+            <w:pPr>
+              <w:pStyle w:val="Compact"/>
+              <w:jc w:val="center"/>
+            </w:pPr>
+            <w:r>
+              <w:t xml:space="preserve">23</w:t>
             </w:r>
           </w:p>
         </w:tc>
@@ -8348,19 +8348,19 @@
               <w:jc w:val="left"/>
             </w:pPr>
             <w:r>
-              <w:t xml:space="preserve">Somatic Symptom Disorder</w:t>
-            </w:r>
-          </w:p>
-        </w:tc>
-        <w:tc>
-          <w:tcPr/>
-          <w:p>
-            <w:pPr>
-              <w:pStyle w:val="Compact"/>
-              <w:jc w:val="center"/>
-            </w:pPr>
-            <w:r>
-              <w:t xml:space="preserve">28</w:t>
+              <w:t xml:space="preserve">Obsessive-Compulsive Disorder</w:t>
+            </w:r>
+          </w:p>
+        </w:tc>
+        <w:tc>
+          <w:tcPr/>
+          <w:p>
+            <w:pPr>
+              <w:pStyle w:val="Compact"/>
+              <w:jc w:val="center"/>
+            </w:pPr>
+            <w:r>
+              <w:t xml:space="preserve">29</w:t>
             </w:r>
           </w:p>
         </w:tc>
@@ -8386,31 +8386,31 @@
               <w:jc w:val="left"/>
             </w:pPr>
             <w:r>
-              <w:t xml:space="preserve">Obsessive-Compulsive Disorder</w:t>
-            </w:r>
-          </w:p>
-        </w:tc>
-        <w:tc>
-          <w:tcPr/>
-          <w:p>
-            <w:pPr>
-              <w:pStyle w:val="Compact"/>
-              <w:jc w:val="center"/>
-            </w:pPr>
-            <w:r>
-              <w:t xml:space="preserve">25</w:t>
-            </w:r>
-          </w:p>
-        </w:tc>
-        <w:tc>
-          <w:tcPr/>
-          <w:p>
-            <w:pPr>
-              <w:pStyle w:val="Compact"/>
-              <w:jc w:val="center"/>
-            </w:pPr>
-            <w:r>
-              <w:t xml:space="preserve">16</w:t>
+              <w:t xml:space="preserve">Somatic Symptom Disorder</w:t>
+            </w:r>
+          </w:p>
+        </w:tc>
+        <w:tc>
+          <w:tcPr/>
+          <w:p>
+            <w:pPr>
+              <w:pStyle w:val="Compact"/>
+              <w:jc w:val="center"/>
+            </w:pPr>
+            <w:r>
+              <w:t xml:space="preserve">26</w:t>
+            </w:r>
+          </w:p>
+        </w:tc>
+        <w:tc>
+          <w:tcPr/>
+          <w:p>
+            <w:pPr>
+              <w:pStyle w:val="Compact"/>
+              <w:jc w:val="center"/>
+            </w:pPr>
+            <w:r>
+              <w:t xml:space="preserve">18</w:t>
             </w:r>
           </w:p>
         </w:tc>
@@ -8424,31 +8424,31 @@
               <w:jc w:val="left"/>
             </w:pPr>
             <w:r>
-              <w:t xml:space="preserve">Adjustment Disorder with Mixed Anxiety and Depressed Mood</w:t>
-            </w:r>
-          </w:p>
-        </w:tc>
-        <w:tc>
-          <w:tcPr/>
-          <w:p>
-            <w:pPr>
-              <w:pStyle w:val="Compact"/>
-              <w:jc w:val="center"/>
-            </w:pPr>
-            <w:r>
-              <w:t xml:space="preserve">16</w:t>
-            </w:r>
-          </w:p>
-        </w:tc>
-        <w:tc>
-          <w:tcPr/>
-          <w:p>
-            <w:pPr>
-              <w:pStyle w:val="Compact"/>
-              <w:jc w:val="center"/>
-            </w:pPr>
-            <w:r>
-              <w:t xml:space="preserve">16</w:t>
+              <w:t xml:space="preserve">Specific Phobia, Situational Type</w:t>
+            </w:r>
+          </w:p>
+        </w:tc>
+        <w:tc>
+          <w:tcPr/>
+          <w:p>
+            <w:pPr>
+              <w:pStyle w:val="Compact"/>
+              <w:jc w:val="center"/>
+            </w:pPr>
+            <w:r>
+              <w:t xml:space="preserve">18</w:t>
+            </w:r>
+          </w:p>
+        </w:tc>
+        <w:tc>
+          <w:tcPr/>
+          <w:p>
+            <w:pPr>
+              <w:pStyle w:val="Compact"/>
+              <w:jc w:val="center"/>
+            </w:pPr>
+            <w:r>
+              <w:t xml:space="preserve">8</w:t>
             </w:r>
           </w:p>
         </w:tc>
@@ -8462,31 +8462,31 @@
               <w:jc w:val="left"/>
             </w:pPr>
             <w:r>
-              <w:t xml:space="preserve">Specific Phobia, Situational Type</w:t>
-            </w:r>
-          </w:p>
-        </w:tc>
-        <w:tc>
-          <w:tcPr/>
-          <w:p>
-            <w:pPr>
-              <w:pStyle w:val="Compact"/>
-              <w:jc w:val="center"/>
-            </w:pPr>
-            <w:r>
-              <w:t xml:space="preserve">15</w:t>
-            </w:r>
-          </w:p>
-        </w:tc>
-        <w:tc>
-          <w:tcPr/>
-          <w:p>
-            <w:pPr>
-              <w:pStyle w:val="Compact"/>
-              <w:jc w:val="center"/>
-            </w:pPr>
-            <w:r>
-              <w:t xml:space="preserve">6</w:t>
+              <w:t xml:space="preserve">Adjustment Disorder with Mixed Anxiety and Depressed Mood</w:t>
+            </w:r>
+          </w:p>
+        </w:tc>
+        <w:tc>
+          <w:tcPr/>
+          <w:p>
+            <w:pPr>
+              <w:pStyle w:val="Compact"/>
+              <w:jc w:val="center"/>
+            </w:pPr>
+            <w:r>
+              <w:t xml:space="preserve">16</w:t>
+            </w:r>
+          </w:p>
+        </w:tc>
+        <w:tc>
+          <w:tcPr/>
+          <w:p>
+            <w:pPr>
+              <w:pStyle w:val="Compact"/>
+              <w:jc w:val="center"/>
+            </w:pPr>
+            <w:r>
+              <w:t xml:space="preserve">16</w:t>
             </w:r>
           </w:p>
         </w:tc>
@@ -8500,31 +8500,31 @@
               <w:jc w:val="left"/>
             </w:pPr>
             <w:r>
-              <w:t xml:space="preserve">Binge-Eating Disorder</w:t>
-            </w:r>
-          </w:p>
-        </w:tc>
-        <w:tc>
-          <w:tcPr/>
-          <w:p>
-            <w:pPr>
-              <w:pStyle w:val="Compact"/>
-              <w:jc w:val="center"/>
-            </w:pPr>
-            <w:r>
-              <w:t xml:space="preserve">14</w:t>
-            </w:r>
-          </w:p>
-        </w:tc>
-        <w:tc>
-          <w:tcPr/>
-          <w:p>
-            <w:pPr>
-              <w:pStyle w:val="Compact"/>
-              <w:jc w:val="center"/>
-            </w:pPr>
-            <w:r>
-              <w:t xml:space="preserve">3</w:t>
+              <w:t xml:space="preserve">Insomnia Disorder</w:t>
+            </w:r>
+          </w:p>
+        </w:tc>
+        <w:tc>
+          <w:tcPr/>
+          <w:p>
+            <w:pPr>
+              <w:pStyle w:val="Compact"/>
+              <w:jc w:val="center"/>
+            </w:pPr>
+            <w:r>
+              <w:t xml:space="preserve">15</w:t>
+            </w:r>
+          </w:p>
+        </w:tc>
+        <w:tc>
+          <w:tcPr/>
+          <w:p>
+            <w:pPr>
+              <w:pStyle w:val="Compact"/>
+              <w:jc w:val="center"/>
+            </w:pPr>
+            <w:r>
+              <w:t xml:space="preserve">2</w:t>
             </w:r>
           </w:p>
         </w:tc>
@@ -8538,31 +8538,31 @@
               <w:jc w:val="left"/>
             </w:pPr>
             <w:r>
-              <w:t xml:space="preserve">Insomnia Disorder</w:t>
-            </w:r>
-          </w:p>
-        </w:tc>
-        <w:tc>
-          <w:tcPr/>
-          <w:p>
-            <w:pPr>
-              <w:pStyle w:val="Compact"/>
-              <w:jc w:val="center"/>
-            </w:pPr>
-            <w:r>
-              <w:t xml:space="preserve">14</w:t>
-            </w:r>
-          </w:p>
-        </w:tc>
-        <w:tc>
-          <w:tcPr/>
-          <w:p>
-            <w:pPr>
-              <w:pStyle w:val="Compact"/>
-              <w:jc w:val="center"/>
-            </w:pPr>
-            <w:r>
-              <w:t xml:space="preserve">3</w:t>
+              <w:t xml:space="preserve">Adjustment Disorder, Unspecified</w:t>
+            </w:r>
+          </w:p>
+        </w:tc>
+        <w:tc>
+          <w:tcPr/>
+          <w:p>
+            <w:pPr>
+              <w:pStyle w:val="Compact"/>
+              <w:jc w:val="center"/>
+            </w:pPr>
+            <w:r>
+              <w:t xml:space="preserve">13</w:t>
+            </w:r>
+          </w:p>
+        </w:tc>
+        <w:tc>
+          <w:tcPr/>
+          <w:p>
+            <w:pPr>
+              <w:pStyle w:val="Compact"/>
+              <w:jc w:val="center"/>
+            </w:pPr>
+            <w:r>
+              <w:t xml:space="preserve">11</w:t>
             </w:r>
           </w:p>
         </w:tc>
@@ -8576,7 +8576,7 @@
               <w:jc w:val="left"/>
             </w:pPr>
             <w:r>
-              <w:t xml:space="preserve">Separation Anxiety Disorder</w:t>
+              <w:t xml:space="preserve">Binge-Eating Disorder</w:t>
             </w:r>
           </w:p>
         </w:tc>
@@ -8614,31 +8614,31 @@
               <w:jc w:val="left"/>
             </w:pPr>
             <w:r>
-              <w:t xml:space="preserve">Adjustment Disorder, Unspecified</w:t>
-            </w:r>
-          </w:p>
-        </w:tc>
-        <w:tc>
-          <w:tcPr/>
-          <w:p>
-            <w:pPr>
-              <w:pStyle w:val="Compact"/>
-              <w:jc w:val="center"/>
-            </w:pPr>
-            <w:r>
-              <w:t xml:space="preserve">11</w:t>
-            </w:r>
-          </w:p>
-        </w:tc>
-        <w:tc>
-          <w:tcPr/>
-          <w:p>
-            <w:pPr>
-              <w:pStyle w:val="Compact"/>
-              <w:jc w:val="center"/>
-            </w:pPr>
-            <w:r>
-              <w:t xml:space="preserve">9</w:t>
+              <w:t xml:space="preserve">Illness Anxiety Disorder</w:t>
+            </w:r>
+          </w:p>
+        </w:tc>
+        <w:tc>
+          <w:tcPr/>
+          <w:p>
+            <w:pPr>
+              <w:pStyle w:val="Compact"/>
+              <w:jc w:val="center"/>
+            </w:pPr>
+            <w:r>
+              <w:t xml:space="preserve">13</w:t>
+            </w:r>
+          </w:p>
+        </w:tc>
+        <w:tc>
+          <w:tcPr/>
+          <w:p>
+            <w:pPr>
+              <w:pStyle w:val="Compact"/>
+              <w:jc w:val="center"/>
+            </w:pPr>
+            <w:r>
+              <w:t xml:space="preserve">5</w:t>
             </w:r>
           </w:p>
         </w:tc>
@@ -8652,19 +8652,19 @@
               <w:jc w:val="left"/>
             </w:pPr>
             <w:r>
-              <w:t xml:space="preserve">Illness Anxiety Disorder</w:t>
-            </w:r>
-          </w:p>
-        </w:tc>
-        <w:tc>
-          <w:tcPr/>
-          <w:p>
-            <w:pPr>
-              <w:pStyle w:val="Compact"/>
-              <w:jc w:val="center"/>
-            </w:pPr>
-            <w:r>
-              <w:t xml:space="preserve">11</w:t>
+              <w:t xml:space="preserve">Separation Anxiety Disorder</w:t>
+            </w:r>
+          </w:p>
+        </w:tc>
+        <w:tc>
+          <w:tcPr/>
+          <w:p>
+            <w:pPr>
+              <w:pStyle w:val="Compact"/>
+              <w:jc w:val="center"/>
+            </w:pPr>
+            <w:r>
+              <w:t xml:space="preserve">13</w:t>
             </w:r>
           </w:p>
         </w:tc>
@@ -8690,31 +8690,31 @@
               <w:jc w:val="left"/>
             </w:pPr>
             <w:r>
-              <w:t xml:space="preserve">Alcohol Use Disorder, Moderate</w:t>
-            </w:r>
-          </w:p>
-        </w:tc>
-        <w:tc>
-          <w:tcPr/>
-          <w:p>
-            <w:pPr>
-              <w:pStyle w:val="Compact"/>
-              <w:jc w:val="center"/>
-            </w:pPr>
-            <w:r>
-              <w:t xml:space="preserve">10</w:t>
-            </w:r>
-          </w:p>
-        </w:tc>
-        <w:tc>
-          <w:tcPr/>
-          <w:p>
-            <w:pPr>
-              <w:pStyle w:val="Compact"/>
-              <w:jc w:val="center"/>
-            </w:pPr>
-            <w:r>
-              <w:t xml:space="preserve">3</w:t>
+              <w:t xml:space="preserve">Specific Phobia, Natural Environment Type</w:t>
+            </w:r>
+          </w:p>
+        </w:tc>
+        <w:tc>
+          <w:tcPr/>
+          <w:p>
+            <w:pPr>
+              <w:pStyle w:val="Compact"/>
+              <w:jc w:val="center"/>
+            </w:pPr>
+            <w:r>
+              <w:t xml:space="preserve">12</w:t>
+            </w:r>
+          </w:p>
+        </w:tc>
+        <w:tc>
+          <w:tcPr/>
+          <w:p>
+            <w:pPr>
+              <w:pStyle w:val="Compact"/>
+              <w:jc w:val="center"/>
+            </w:pPr>
+            <w:r>
+              <w:t xml:space="preserve">2</w:t>
             </w:r>
           </w:p>
         </w:tc>
@@ -8728,31 +8728,31 @@
               <w:jc w:val="left"/>
             </w:pPr>
             <w:r>
-              <w:t xml:space="preserve">Specific Phobia, Natural Environment Type</w:t>
-            </w:r>
-          </w:p>
-        </w:tc>
-        <w:tc>
-          <w:tcPr/>
-          <w:p>
-            <w:pPr>
-              <w:pStyle w:val="Compact"/>
-              <w:jc w:val="center"/>
-            </w:pPr>
-            <w:r>
-              <w:t xml:space="preserve">10</w:t>
-            </w:r>
-          </w:p>
-        </w:tc>
-        <w:tc>
-          <w:tcPr/>
-          <w:p>
-            <w:pPr>
-              <w:pStyle w:val="Compact"/>
-              <w:jc w:val="center"/>
-            </w:pPr>
-            <w:r>
-              <w:t xml:space="preserve">1</w:t>
+              <w:t xml:space="preserve">ADHD, Combined Presentation</w:t>
+            </w:r>
+          </w:p>
+        </w:tc>
+        <w:tc>
+          <w:tcPr/>
+          <w:p>
+            <w:pPr>
+              <w:pStyle w:val="Compact"/>
+              <w:jc w:val="center"/>
+            </w:pPr>
+            <w:r>
+              <w:t xml:space="preserve">11</w:t>
+            </w:r>
+          </w:p>
+        </w:tc>
+        <w:tc>
+          <w:tcPr/>
+          <w:p>
+            <w:pPr>
+              <w:pStyle w:val="Compact"/>
+              <w:jc w:val="center"/>
+            </w:pPr>
+            <w:r>
+              <w:t xml:space="preserve">7</w:t>
             </w:r>
           </w:p>
         </w:tc>
@@ -8766,6 +8766,82 @@
               <w:jc w:val="left"/>
             </w:pPr>
             <w:r>
+              <w:t xml:space="preserve">Specific Phobia, Animal Type</w:t>
+            </w:r>
+          </w:p>
+        </w:tc>
+        <w:tc>
+          <w:tcPr/>
+          <w:p>
+            <w:pPr>
+              <w:pStyle w:val="Compact"/>
+              <w:jc w:val="center"/>
+            </w:pPr>
+            <w:r>
+              <w:t xml:space="preserve">11</w:t>
+            </w:r>
+          </w:p>
+        </w:tc>
+        <w:tc>
+          <w:tcPr/>
+          <w:p>
+            <w:pPr>
+              <w:pStyle w:val="Compact"/>
+              <w:jc w:val="center"/>
+            </w:pPr>
+            <w:r>
+              <w:t xml:space="preserve">2</w:t>
+            </w:r>
+          </w:p>
+        </w:tc>
+      </w:tr>
+      <w:tr>
+        <w:tc>
+          <w:tcPr/>
+          <w:p>
+            <w:pPr>
+              <w:pStyle w:val="Compact"/>
+              <w:jc w:val="left"/>
+            </w:pPr>
+            <w:r>
+              <w:t xml:space="preserve">Alcohol Use Disorder, Moderate</w:t>
+            </w:r>
+          </w:p>
+        </w:tc>
+        <w:tc>
+          <w:tcPr/>
+          <w:p>
+            <w:pPr>
+              <w:pStyle w:val="Compact"/>
+              <w:jc w:val="center"/>
+            </w:pPr>
+            <w:r>
+              <w:t xml:space="preserve">10</w:t>
+            </w:r>
+          </w:p>
+        </w:tc>
+        <w:tc>
+          <w:tcPr/>
+          <w:p>
+            <w:pPr>
+              <w:pStyle w:val="Compact"/>
+              <w:jc w:val="center"/>
+            </w:pPr>
+            <w:r>
+              <w:t xml:space="preserve">3</w:t>
+            </w:r>
+          </w:p>
+        </w:tc>
+      </w:tr>
+      <w:tr>
+        <w:tc>
+          <w:tcPr/>
+          <w:p>
+            <w:pPr>
+              <w:pStyle w:val="Compact"/>
+              <w:jc w:val="left"/>
+            </w:pPr>
+            <w:r>
               <w:t xml:space="preserve">Other diagnoses (&lt;10)</w:t>
             </w:r>
           </w:p>
@@ -8778,19 +8854,19 @@
               <w:jc w:val="center"/>
             </w:pPr>
             <w:r>
-              <w:t xml:space="preserve">166</w:t>
-            </w:r>
-          </w:p>
-        </w:tc>
-        <w:tc>
-          <w:tcPr/>
-          <w:p>
-            <w:pPr>
-              <w:pStyle w:val="Compact"/>
-              <w:jc w:val="center"/>
-            </w:pPr>
-            <w:r>
-              <w:t xml:space="preserve">75</w:t>
+              <w:t xml:space="preserve">163</w:t>
+            </w:r>
+          </w:p>
+        </w:tc>
+        <w:tc>
+          <w:tcPr/>
+          <w:p>
+            <w:pPr>
+              <w:pStyle w:val="Compact"/>
+              <w:jc w:val="center"/>
+            </w:pPr>
+            <w:r>
+              <w:t xml:space="preserve">76</w:t>
             </w:r>
           </w:p>
         </w:tc>
@@ -9077,121 +9153,121 @@
               <w:jc w:val="center"/>
             </w:pPr>
             <w:r>
-              <w:t xml:space="preserve">23.45 ± 12.52</w:t>
+              <w:t xml:space="preserve">23.44 ± 12.71</w:t>
             </w:r>
             <w:r>
               <w:t xml:space="preserve"> </w:t>
             </w:r>
             <w:r>
-              <w:t xml:space="preserve">n = 595</w:t>
-            </w:r>
-          </w:p>
-        </w:tc>
-        <w:tc>
-          <w:tcPr/>
-          <w:p>
-            <w:pPr>
-              <w:pStyle w:val="Compact"/>
-              <w:jc w:val="center"/>
-            </w:pPr>
-            <w:r>
-              <w:t xml:space="preserve">19.12 ± 11.23</w:t>
+              <w:t xml:space="preserve">n = 631</w:t>
+            </w:r>
+          </w:p>
+        </w:tc>
+        <w:tc>
+          <w:tcPr/>
+          <w:p>
+            <w:pPr>
+              <w:pStyle w:val="Compact"/>
+              <w:jc w:val="center"/>
+            </w:pPr>
+            <w:r>
+              <w:t xml:space="preserve">19.32 ± 11.65</w:t>
             </w:r>
             <w:r>
               <w:t xml:space="preserve"> </w:t>
             </w:r>
             <w:r>
-              <w:t xml:space="preserve">n = 272</w:t>
-            </w:r>
-          </w:p>
-        </w:tc>
-        <w:tc>
-          <w:tcPr/>
-          <w:p>
-            <w:pPr>
-              <w:pStyle w:val="Compact"/>
-              <w:jc w:val="center"/>
-            </w:pPr>
-            <w:r>
-              <w:t xml:space="preserve">16.42 ± 12.16</w:t>
+              <w:t xml:space="preserve">n = 320</w:t>
+            </w:r>
+          </w:p>
+        </w:tc>
+        <w:tc>
+          <w:tcPr/>
+          <w:p>
+            <w:pPr>
+              <w:pStyle w:val="Compact"/>
+              <w:jc w:val="center"/>
+            </w:pPr>
+            <w:r>
+              <w:t xml:space="preserve">16.43 ± 12.32</w:t>
             </w:r>
             <w:r>
               <w:t xml:space="preserve"> </w:t>
             </w:r>
             <w:r>
-              <w:t xml:space="preserve">n = 390</w:t>
-            </w:r>
-          </w:p>
-        </w:tc>
-        <w:tc>
-          <w:tcPr/>
-          <w:p>
-            <w:pPr>
-              <w:pStyle w:val="Compact"/>
-              <w:jc w:val="center"/>
-            </w:pPr>
-            <w:r>
-              <w:t xml:space="preserve">14.98 ± 12.40</w:t>
+              <w:t xml:space="preserve">n = 416</w:t>
+            </w:r>
+          </w:p>
+        </w:tc>
+        <w:tc>
+          <w:tcPr/>
+          <w:p>
+            <w:pPr>
+              <w:pStyle w:val="Compact"/>
+              <w:jc w:val="center"/>
+            </w:pPr>
+            <w:r>
+              <w:t xml:space="preserve">14.75 ± 12.47</w:t>
             </w:r>
             <w:r>
               <w:t xml:space="preserve"> </w:t>
             </w:r>
             <w:r>
-              <w:t xml:space="preserve">n = 299</w:t>
-            </w:r>
-          </w:p>
-        </w:tc>
-        <w:tc>
-          <w:tcPr/>
-          <w:p>
-            <w:pPr>
-              <w:pStyle w:val="Compact"/>
-              <w:jc w:val="center"/>
-            </w:pPr>
-            <w:r>
-              <w:t xml:space="preserve">14.53 ± 12.35</w:t>
+              <w:t xml:space="preserve">n = 322</w:t>
+            </w:r>
+          </w:p>
+        </w:tc>
+        <w:tc>
+          <w:tcPr/>
+          <w:p>
+            <w:pPr>
+              <w:pStyle w:val="Compact"/>
+              <w:jc w:val="center"/>
+            </w:pPr>
+            <w:r>
+              <w:t xml:space="preserve">14.36 ± 12.24</w:t>
             </w:r>
             <w:r>
               <w:t xml:space="preserve"> </w:t>
             </w:r>
             <w:r>
-              <w:t xml:space="preserve">n = 118</w:t>
-            </w:r>
-          </w:p>
-        </w:tc>
-        <w:tc>
-          <w:tcPr/>
-          <w:p>
-            <w:pPr>
-              <w:pStyle w:val="Compact"/>
-              <w:jc w:val="center"/>
-            </w:pPr>
-            <w:r>
-              <w:t xml:space="preserve">15.34 ± 12.42</w:t>
+              <w:t xml:space="preserve">n = 131</w:t>
+            </w:r>
+          </w:p>
+        </w:tc>
+        <w:tc>
+          <w:tcPr/>
+          <w:p>
+            <w:pPr>
+              <w:pStyle w:val="Compact"/>
+              <w:jc w:val="center"/>
+            </w:pPr>
+            <w:r>
+              <w:t xml:space="preserve">14.63 ± 13.21</w:t>
             </w:r>
             <w:r>
               <w:t xml:space="preserve"> </w:t>
             </w:r>
             <w:r>
-              <w:t xml:space="preserve">n = 29</w:t>
-            </w:r>
-          </w:p>
-        </w:tc>
-        <w:tc>
-          <w:tcPr/>
-          <w:p>
-            <w:pPr>
-              <w:pStyle w:val="Compact"/>
-              <w:jc w:val="center"/>
-            </w:pPr>
-            <w:r>
-              <w:t xml:space="preserve">12.96 ± 11.53</w:t>
+              <w:t xml:space="preserve">n = 27</w:t>
+            </w:r>
+          </w:p>
+        </w:tc>
+        <w:tc>
+          <w:tcPr/>
+          <w:p>
+            <w:pPr>
+              <w:pStyle w:val="Compact"/>
+              <w:jc w:val="center"/>
+            </w:pPr>
+            <w:r>
+              <w:t xml:space="preserve">12.95 ± 11.57</w:t>
             </w:r>
             <w:r>
               <w:t xml:space="preserve"> </w:t>
             </w:r>
             <w:r>
-              <w:t xml:space="preserve">n = 211</w:t>
+              <w:t xml:space="preserve">n = 216</w:t>
             </w:r>
           </w:p>
         </w:tc>
@@ -9295,129 +9371,129 @@
               <w:jc w:val="center"/>
             </w:pPr>
             <w:r>
-              <w:t xml:space="preserve">1.24 ± 0.71</w:t>
+              <w:t xml:space="preserve">1.22 ± 0.70</w:t>
             </w:r>
             <w:r>
               <w:t xml:space="preserve"> </w:t>
             </w:r>
             <w:r>
-              <w:t xml:space="preserve">n = 495</w:t>
-            </w:r>
-          </w:p>
-        </w:tc>
-        <w:tc>
-          <w:tcPr/>
-          <w:p>
-            <w:pPr>
-              <w:pStyle w:val="Compact"/>
-            </w:pPr>
-          </w:p>
-        </w:tc>
-        <w:tc>
-          <w:tcPr/>
-          <w:p>
-            <w:pPr>
-              <w:pStyle w:val="Compact"/>
-              <w:jc w:val="center"/>
-            </w:pPr>
-            <w:r>
-              <w:t xml:space="preserve">1.08 ± 0.67</w:t>
+              <w:t xml:space="preserve">n = 531</w:t>
+            </w:r>
+          </w:p>
+        </w:tc>
+        <w:tc>
+          <w:tcPr/>
+          <w:p>
+            <w:pPr>
+              <w:pStyle w:val="Compact"/>
+            </w:pPr>
+          </w:p>
+        </w:tc>
+        <w:tc>
+          <w:tcPr/>
+          <w:p>
+            <w:pPr>
+              <w:pStyle w:val="Compact"/>
+              <w:jc w:val="center"/>
+            </w:pPr>
+            <w:r>
+              <w:t xml:space="preserve">1.07 ± 0.67</w:t>
             </w:r>
             <w:r>
               <w:t xml:space="preserve"> </w:t>
             </w:r>
             <w:r>
-              <w:t xml:space="preserve">n = 275</w:t>
-            </w:r>
-          </w:p>
-        </w:tc>
-        <w:tc>
-          <w:tcPr/>
-          <w:p>
-            <w:pPr>
-              <w:pStyle w:val="Compact"/>
-              <w:jc w:val="center"/>
-            </w:pPr>
-            <w:r>
-              <w:t xml:space="preserve">1.01 ± 0.68</w:t>
+              <w:t xml:space="preserve">n = 322</w:t>
+            </w:r>
+          </w:p>
+        </w:tc>
+        <w:tc>
+          <w:tcPr/>
+          <w:p>
+            <w:pPr>
+              <w:pStyle w:val="Compact"/>
+              <w:jc w:val="center"/>
+            </w:pPr>
+            <w:r>
+              <w:t xml:space="preserve">1.00 ± 0.67</w:t>
             </w:r>
             <w:r>
               <w:t xml:space="preserve"> </w:t>
             </w:r>
             <w:r>
-              <w:t xml:space="preserve">n = 403</w:t>
-            </w:r>
-          </w:p>
-        </w:tc>
-        <w:tc>
-          <w:tcPr/>
-          <w:p>
-            <w:pPr>
-              <w:pStyle w:val="Compact"/>
-              <w:jc w:val="center"/>
-            </w:pPr>
-            <w:r>
-              <w:t xml:space="preserve">0.84 ± 0.67</w:t>
+              <w:t xml:space="preserve">n = 428</w:t>
+            </w:r>
+          </w:p>
+        </w:tc>
+        <w:tc>
+          <w:tcPr/>
+          <w:p>
+            <w:pPr>
+              <w:pStyle w:val="Compact"/>
+              <w:jc w:val="center"/>
+            </w:pPr>
+            <w:r>
+              <w:t xml:space="preserve">0.83 ± 0.66</w:t>
             </w:r>
             <w:r>
               <w:t xml:space="preserve"> </w:t>
             </w:r>
             <w:r>
-              <w:t xml:space="preserve">n = 314</w:t>
-            </w:r>
-          </w:p>
-        </w:tc>
-        <w:tc>
-          <w:tcPr/>
-          <w:p>
-            <w:pPr>
-              <w:pStyle w:val="Compact"/>
-              <w:jc w:val="center"/>
-            </w:pPr>
-            <w:r>
-              <w:t xml:space="preserve">1.03 ± 0.73</w:t>
+              <w:t xml:space="preserve">n = 335</w:t>
+            </w:r>
+          </w:p>
+        </w:tc>
+        <w:tc>
+          <w:tcPr/>
+          <w:p>
+            <w:pPr>
+              <w:pStyle w:val="Compact"/>
+              <w:jc w:val="center"/>
+            </w:pPr>
+            <w:r>
+              <w:t xml:space="preserve">0.98 ± 0.71</w:t>
             </w:r>
             <w:r>
               <w:t xml:space="preserve"> </w:t>
             </w:r>
             <w:r>
-              <w:t xml:space="preserve">n = 124</w:t>
-            </w:r>
-          </w:p>
-        </w:tc>
-        <w:tc>
-          <w:tcPr/>
-          <w:p>
-            <w:pPr>
-              <w:pStyle w:val="Compact"/>
-              <w:jc w:val="center"/>
-            </w:pPr>
-            <w:r>
-              <w:t xml:space="preserve">1.07 ± 0.62</w:t>
+              <w:t xml:space="preserve">n = 137</w:t>
+            </w:r>
+          </w:p>
+        </w:tc>
+        <w:tc>
+          <w:tcPr/>
+          <w:p>
+            <w:pPr>
+              <w:pStyle w:val="Compact"/>
+              <w:jc w:val="center"/>
+            </w:pPr>
+            <w:r>
+              <w:t xml:space="preserve">0.99 ± 0.64</w:t>
             </w:r>
             <w:r>
               <w:t xml:space="preserve"> </w:t>
             </w:r>
             <w:r>
-              <w:t xml:space="preserve">n = 30</w:t>
-            </w:r>
-          </w:p>
-        </w:tc>
-        <w:tc>
-          <w:tcPr/>
-          <w:p>
-            <w:pPr>
-              <w:pStyle w:val="Compact"/>
-              <w:jc w:val="center"/>
-            </w:pPr>
-            <w:r>
-              <w:t xml:space="preserve">0.84 ± 0.68</w:t>
+              <w:t xml:space="preserve">n = 28</w:t>
+            </w:r>
+          </w:p>
+        </w:tc>
+        <w:tc>
+          <w:tcPr/>
+          <w:p>
+            <w:pPr>
+              <w:pStyle w:val="Compact"/>
+              <w:jc w:val="center"/>
+            </w:pPr>
+            <w:r>
+              <w:t xml:space="preserve">0.85 ± 0.67</w:t>
             </w:r>
             <w:r>
               <w:t xml:space="preserve"> </w:t>
             </w:r>
             <w:r>
-              <w:t xml:space="preserve">n = 231</w:t>
+              <w:t xml:space="preserve">n = 235</w:t>
             </w:r>
           </w:p>
         </w:tc>
@@ -9545,79 +9621,79 @@
               <w:jc w:val="center"/>
             </w:pPr>
             <w:r>
-              <w:t xml:space="preserve">2.36 ± 1.13</w:t>
+              <w:t xml:space="preserve">2.36 ± 1.07</w:t>
             </w:r>
             <w:r>
               <w:t xml:space="preserve"> </w:t>
             </w:r>
             <w:r>
-              <w:t xml:space="preserve">n = 358</w:t>
-            </w:r>
-          </w:p>
-        </w:tc>
-        <w:tc>
-          <w:tcPr/>
-          <w:p>
-            <w:pPr>
-              <w:pStyle w:val="Compact"/>
-              <w:jc w:val="center"/>
-            </w:pPr>
-            <w:r>
-              <w:t xml:space="preserve">2.17 ± 1.08</w:t>
+              <w:t xml:space="preserve">n = 361</w:t>
+            </w:r>
+          </w:p>
+        </w:tc>
+        <w:tc>
+          <w:tcPr/>
+          <w:p>
+            <w:pPr>
+              <w:pStyle w:val="Compact"/>
+              <w:jc w:val="center"/>
+            </w:pPr>
+            <w:r>
+              <w:t xml:space="preserve">2.14 ± 1.01</w:t>
             </w:r>
             <w:r>
               <w:t xml:space="preserve"> </w:t>
             </w:r>
             <w:r>
-              <w:t xml:space="preserve">n = 272</w:t>
-            </w:r>
-          </w:p>
-        </w:tc>
-        <w:tc>
-          <w:tcPr/>
-          <w:p>
-            <w:pPr>
-              <w:pStyle w:val="Compact"/>
-              <w:jc w:val="center"/>
-            </w:pPr>
-            <w:r>
-              <w:t xml:space="preserve">1.90 ± 0.93</w:t>
+              <w:t xml:space="preserve">n = 273</w:t>
+            </w:r>
+          </w:p>
+        </w:tc>
+        <w:tc>
+          <w:tcPr/>
+          <w:p>
+            <w:pPr>
+              <w:pStyle w:val="Compact"/>
+              <w:jc w:val="center"/>
+            </w:pPr>
+            <w:r>
+              <w:t xml:space="preserve">1.88 ± 0.88</w:t>
             </w:r>
             <w:r>
               <w:t xml:space="preserve"> </w:t>
             </w:r>
             <w:r>
-              <w:t xml:space="preserve">n = 117</w:t>
-            </w:r>
-          </w:p>
-        </w:tc>
-        <w:tc>
-          <w:tcPr/>
-          <w:p>
-            <w:pPr>
-              <w:pStyle w:val="Compact"/>
-              <w:jc w:val="center"/>
-            </w:pPr>
-            <w:r>
-              <w:t xml:space="preserve">1.77 ± 0.57</w:t>
+              <w:t xml:space="preserve">n = 129</w:t>
+            </w:r>
+          </w:p>
+        </w:tc>
+        <w:tc>
+          <w:tcPr/>
+          <w:p>
+            <w:pPr>
+              <w:pStyle w:val="Compact"/>
+              <w:jc w:val="center"/>
+            </w:pPr>
+            <w:r>
+              <w:t xml:space="preserve">1.71 ± 0.60</w:t>
             </w:r>
             <w:r>
               <w:t xml:space="preserve"> </w:t>
             </w:r>
             <w:r>
-              <w:t xml:space="preserve">n = 30</w:t>
-            </w:r>
-          </w:p>
-        </w:tc>
-        <w:tc>
-          <w:tcPr/>
-          <w:p>
-            <w:pPr>
-              <w:pStyle w:val="Compact"/>
-              <w:jc w:val="center"/>
-            </w:pPr>
-            <w:r>
-              <w:t xml:space="preserve">2.26 ± 1.41</w:t>
+              <w:t xml:space="preserve">n = 28</w:t>
+            </w:r>
+          </w:p>
+        </w:tc>
+        <w:tc>
+          <w:tcPr/>
+          <w:p>
+            <w:pPr>
+              <w:pStyle w:val="Compact"/>
+              <w:jc w:val="center"/>
+            </w:pPr>
+            <w:r>
+              <w:t xml:space="preserve">2.27 ± 1.40</w:t>
             </w:r>
             <w:r>
               <w:t xml:space="preserve"> </w:t>
@@ -9673,85 +9749,85 @@
               <w:jc w:val="center"/>
             </w:pPr>
             <w:r>
-              <w:t xml:space="preserve">2.73 ± 0.83</w:t>
+              <w:t xml:space="preserve">2.67 ± 0.84</w:t>
             </w:r>
             <w:r>
               <w:t xml:space="preserve"> </w:t>
             </w:r>
             <w:r>
-              <w:t xml:space="preserve">n = 269</w:t>
-            </w:r>
-          </w:p>
-        </w:tc>
-        <w:tc>
-          <w:tcPr/>
-          <w:p>
-            <w:pPr>
-              <w:pStyle w:val="Compact"/>
-              <w:jc w:val="center"/>
-            </w:pPr>
-            <w:r>
-              <w:t xml:space="preserve">2.33 ± 0.93</w:t>
+              <w:t xml:space="preserve">n = 272</w:t>
+            </w:r>
+          </w:p>
+        </w:tc>
+        <w:tc>
+          <w:tcPr/>
+          <w:p>
+            <w:pPr>
+              <w:pStyle w:val="Compact"/>
+              <w:jc w:val="center"/>
+            </w:pPr>
+            <w:r>
+              <w:t xml:space="preserve">2.30 ± 0.93</w:t>
             </w:r>
             <w:r>
               <w:t xml:space="preserve"> </w:t>
             </w:r>
             <w:r>
-              <w:t xml:space="preserve">n = 182</w:t>
-            </w:r>
-          </w:p>
-        </w:tc>
-        <w:tc>
-          <w:tcPr/>
-          <w:p>
-            <w:pPr>
-              <w:pStyle w:val="Compact"/>
-              <w:jc w:val="center"/>
-            </w:pPr>
-            <w:r>
-              <w:t xml:space="preserve">2.03 ± 0.65</w:t>
+              <w:t xml:space="preserve">n = 179</w:t>
+            </w:r>
+          </w:p>
+        </w:tc>
+        <w:tc>
+          <w:tcPr/>
+          <w:p>
+            <w:pPr>
+              <w:pStyle w:val="Compact"/>
+              <w:jc w:val="center"/>
+            </w:pPr>
+            <w:r>
+              <w:t xml:space="preserve">2.01 ± 0.70</w:t>
             </w:r>
             <w:r>
               <w:t xml:space="preserve"> </w:t>
             </w:r>
             <w:r>
-              <w:t xml:space="preserve">n = 68</w:t>
-            </w:r>
-          </w:p>
-        </w:tc>
-        <w:tc>
-          <w:tcPr/>
-          <w:p>
-            <w:pPr>
-              <w:pStyle w:val="Compact"/>
-              <w:jc w:val="center"/>
-            </w:pPr>
-            <w:r>
-              <w:t xml:space="preserve">1.89 ± 0.58</w:t>
+              <w:t xml:space="preserve">n = 76</w:t>
+            </w:r>
+          </w:p>
+        </w:tc>
+        <w:tc>
+          <w:tcPr/>
+          <w:p>
+            <w:pPr>
+              <w:pStyle w:val="Compact"/>
+              <w:jc w:val="center"/>
+            </w:pPr>
+            <w:r>
+              <w:t xml:space="preserve">1.88 ± 0.60</w:t>
             </w:r>
             <w:r>
               <w:t xml:space="preserve"> </w:t>
             </w:r>
             <w:r>
-              <w:t xml:space="preserve">n = 18</w:t>
-            </w:r>
-          </w:p>
-        </w:tc>
-        <w:tc>
-          <w:tcPr/>
-          <w:p>
-            <w:pPr>
-              <w:pStyle w:val="Compact"/>
-              <w:jc w:val="center"/>
-            </w:pPr>
-            <w:r>
-              <w:t xml:space="preserve">1.74 ± 1.29</w:t>
+              <w:t xml:space="preserve">n = 17</w:t>
+            </w:r>
+          </w:p>
+        </w:tc>
+        <w:tc>
+          <w:tcPr/>
+          <w:p>
+            <w:pPr>
+              <w:pStyle w:val="Compact"/>
+              <w:jc w:val="center"/>
+            </w:pPr>
+            <w:r>
+              <w:t xml:space="preserve">1.70 ± 1.38</w:t>
             </w:r>
             <w:r>
               <w:t xml:space="preserve"> </w:t>
             </w:r>
             <w:r>
-              <w:t xml:space="preserve">n = 53</w:t>
+              <w:t xml:space="preserve">n = 71</w:t>
             </w:r>
           </w:p>
         </w:tc>
@@ -9863,121 +9939,121 @@
               <w:jc w:val="center"/>
             </w:pPr>
             <w:r>
-              <w:t xml:space="preserve">11.62 ± 8.27</w:t>
+              <w:t xml:space="preserve">11.20 ± 8.30</w:t>
             </w:r>
             <w:r>
               <w:t xml:space="preserve"> </w:t>
             </w:r>
             <w:r>
-              <w:t xml:space="preserve">n = 425</w:t>
-            </w:r>
-          </w:p>
-        </w:tc>
-        <w:tc>
-          <w:tcPr/>
-          <w:p>
-            <w:pPr>
-              <w:pStyle w:val="Compact"/>
-              <w:jc w:val="center"/>
-            </w:pPr>
-            <w:r>
-              <w:t xml:space="preserve">9.16 ± 7.30</w:t>
+              <w:t xml:space="preserve">n = 427</w:t>
+            </w:r>
+          </w:p>
+        </w:tc>
+        <w:tc>
+          <w:tcPr/>
+          <w:p>
+            <w:pPr>
+              <w:pStyle w:val="Compact"/>
+              <w:jc w:val="center"/>
+            </w:pPr>
+            <w:r>
+              <w:t xml:space="preserve">9.24 ± 7.46</w:t>
             </w:r>
             <w:r>
               <w:t xml:space="preserve"> </w:t>
             </w:r>
             <w:r>
-              <w:t xml:space="preserve">n = 146</w:t>
-            </w:r>
-          </w:p>
-        </w:tc>
-        <w:tc>
-          <w:tcPr/>
-          <w:p>
-            <w:pPr>
-              <w:pStyle w:val="Compact"/>
-              <w:jc w:val="center"/>
-            </w:pPr>
-            <w:r>
-              <w:t xml:space="preserve">8.07 ± 7.78</w:t>
+              <w:t xml:space="preserve">n = 163</w:t>
+            </w:r>
+          </w:p>
+        </w:tc>
+        <w:tc>
+          <w:tcPr/>
+          <w:p>
+            <w:pPr>
+              <w:pStyle w:val="Compact"/>
+              <w:jc w:val="center"/>
+            </w:pPr>
+            <w:r>
+              <w:t xml:space="preserve">7.88 ± 7.71</w:t>
             </w:r>
             <w:r>
               <w:t xml:space="preserve"> </w:t>
             </w:r>
             <w:r>
-              <w:t xml:space="preserve">n = 283</w:t>
-            </w:r>
-          </w:p>
-        </w:tc>
-        <w:tc>
-          <w:tcPr/>
-          <w:p>
-            <w:pPr>
-              <w:pStyle w:val="Compact"/>
-              <w:jc w:val="center"/>
-            </w:pPr>
-            <w:r>
-              <w:t xml:space="preserve">7.22 ± 7.19</w:t>
+              <w:t xml:space="preserve">n = 279</w:t>
+            </w:r>
+          </w:p>
+        </w:tc>
+        <w:tc>
+          <w:tcPr/>
+          <w:p>
+            <w:pPr>
+              <w:pStyle w:val="Compact"/>
+              <w:jc w:val="center"/>
+            </w:pPr>
+            <w:r>
+              <w:t xml:space="preserve">7.06 ± 6.91</w:t>
             </w:r>
             <w:r>
               <w:t xml:space="preserve"> </w:t>
             </w:r>
             <w:r>
-              <w:t xml:space="preserve">n = 236</w:t>
-            </w:r>
-          </w:p>
-        </w:tc>
-        <w:tc>
-          <w:tcPr/>
-          <w:p>
-            <w:pPr>
-              <w:pStyle w:val="Compact"/>
-              <w:jc w:val="center"/>
-            </w:pPr>
-            <w:r>
-              <w:t xml:space="preserve">8.26 ± 7.93</w:t>
+              <w:t xml:space="preserve">n = 237</w:t>
+            </w:r>
+          </w:p>
+        </w:tc>
+        <w:tc>
+          <w:tcPr/>
+          <w:p>
+            <w:pPr>
+              <w:pStyle w:val="Compact"/>
+              <w:jc w:val="center"/>
+            </w:pPr>
+            <w:r>
+              <w:t xml:space="preserve">7.80 ± 7.82</w:t>
             </w:r>
             <w:r>
               <w:t xml:space="preserve"> </w:t>
             </w:r>
             <w:r>
-              <w:t xml:space="preserve">n = 85</w:t>
-            </w:r>
-          </w:p>
-        </w:tc>
-        <w:tc>
-          <w:tcPr/>
-          <w:p>
-            <w:pPr>
-              <w:pStyle w:val="Compact"/>
-              <w:jc w:val="center"/>
-            </w:pPr>
-            <w:r>
-              <w:t xml:space="preserve">6.81 ± 8.11</w:t>
+              <w:t xml:space="preserve">n = 79</w:t>
+            </w:r>
+          </w:p>
+        </w:tc>
+        <w:tc>
+          <w:tcPr/>
+          <w:p>
+            <w:pPr>
+              <w:pStyle w:val="Compact"/>
+              <w:jc w:val="center"/>
+            </w:pPr>
+            <w:r>
+              <w:t xml:space="preserve">6.89 ± 8.76</w:t>
             </w:r>
             <w:r>
               <w:t xml:space="preserve"> </w:t>
             </w:r>
             <w:r>
-              <w:t xml:space="preserve">n = 21</w:t>
-            </w:r>
-          </w:p>
-        </w:tc>
-        <w:tc>
-          <w:tcPr/>
-          <w:p>
-            <w:pPr>
-              <w:pStyle w:val="Compact"/>
-              <w:jc w:val="center"/>
-            </w:pPr>
-            <w:r>
-              <w:t xml:space="preserve">6.66 ± 7.17</w:t>
+              <w:t xml:space="preserve">n = 18</w:t>
+            </w:r>
+          </w:p>
+        </w:tc>
+        <w:tc>
+          <w:tcPr/>
+          <w:p>
+            <w:pPr>
+              <w:pStyle w:val="Compact"/>
+              <w:jc w:val="center"/>
+            </w:pPr>
+            <w:r>
+              <w:t xml:space="preserve">6.57 ± 7.09</w:t>
             </w:r>
             <w:r>
               <w:t xml:space="preserve"> </w:t>
             </w:r>
             <w:r>
-              <w:t xml:space="preserve">n = 223</w:t>
+              <w:t xml:space="preserve">n = 224</w:t>
             </w:r>
           </w:p>
         </w:tc>
@@ -10011,121 +10087,121 @@
               <w:jc w:val="center"/>
             </w:pPr>
             <w:r>
-              <w:t xml:space="preserve">19.37 ± 11.10</w:t>
+              <w:t xml:space="preserve">19.16 ± 11.28</w:t>
             </w:r>
             <w:r>
               <w:t xml:space="preserve"> </w:t>
             </w:r>
             <w:r>
-              <w:t xml:space="preserve">n = 425</w:t>
-            </w:r>
-          </w:p>
-        </w:tc>
-        <w:tc>
-          <w:tcPr/>
-          <w:p>
-            <w:pPr>
-              <w:pStyle w:val="Compact"/>
-              <w:jc w:val="center"/>
-            </w:pPr>
-            <w:r>
-              <w:t xml:space="preserve">16.38 ± 10.18</w:t>
+              <w:t xml:space="preserve">n = 427</w:t>
+            </w:r>
+          </w:p>
+        </w:tc>
+        <w:tc>
+          <w:tcPr/>
+          <w:p>
+            <w:pPr>
+              <w:pStyle w:val="Compact"/>
+              <w:jc w:val="center"/>
+            </w:pPr>
+            <w:r>
+              <w:t xml:space="preserve">16.63 ± 10.21</w:t>
             </w:r>
             <w:r>
               <w:t xml:space="preserve"> </w:t>
             </w:r>
             <w:r>
-              <w:t xml:space="preserve">n = 146</w:t>
-            </w:r>
-          </w:p>
-        </w:tc>
-        <w:tc>
-          <w:tcPr/>
-          <w:p>
-            <w:pPr>
-              <w:pStyle w:val="Compact"/>
-              <w:jc w:val="center"/>
-            </w:pPr>
-            <w:r>
-              <w:t xml:space="preserve">13.03 ± 10.60</w:t>
+              <w:t xml:space="preserve">n = 163</w:t>
+            </w:r>
+          </w:p>
+        </w:tc>
+        <w:tc>
+          <w:tcPr/>
+          <w:p>
+            <w:pPr>
+              <w:pStyle w:val="Compact"/>
+              <w:jc w:val="center"/>
+            </w:pPr>
+            <w:r>
+              <w:t xml:space="preserve">13.10 ± 10.77</w:t>
             </w:r>
             <w:r>
               <w:t xml:space="preserve"> </w:t>
             </w:r>
             <w:r>
-              <w:t xml:space="preserve">n = 283</w:t>
-            </w:r>
-          </w:p>
-        </w:tc>
-        <w:tc>
-          <w:tcPr/>
-          <w:p>
-            <w:pPr>
-              <w:pStyle w:val="Compact"/>
-              <w:jc w:val="center"/>
-            </w:pPr>
-            <w:r>
-              <w:t xml:space="preserve">12.60 ± 11.09</w:t>
+              <w:t xml:space="preserve">n = 279</w:t>
+            </w:r>
+          </w:p>
+        </w:tc>
+        <w:tc>
+          <w:tcPr/>
+          <w:p>
+            <w:pPr>
+              <w:pStyle w:val="Compact"/>
+              <w:jc w:val="center"/>
+            </w:pPr>
+            <w:r>
+              <w:t xml:space="preserve">12.38 ± 10.82</w:t>
             </w:r>
             <w:r>
               <w:t xml:space="preserve"> </w:t>
             </w:r>
             <w:r>
-              <w:t xml:space="preserve">n = 236</w:t>
-            </w:r>
-          </w:p>
-        </w:tc>
-        <w:tc>
-          <w:tcPr/>
-          <w:p>
-            <w:pPr>
-              <w:pStyle w:val="Compact"/>
-              <w:jc w:val="center"/>
-            </w:pPr>
-            <w:r>
-              <w:t xml:space="preserve">11.13 ± 9.92</w:t>
+              <w:t xml:space="preserve">n = 237</w:t>
+            </w:r>
+          </w:p>
+        </w:tc>
+        <w:tc>
+          <w:tcPr/>
+          <w:p>
+            <w:pPr>
+              <w:pStyle w:val="Compact"/>
+              <w:jc w:val="center"/>
+            </w:pPr>
+            <w:r>
+              <w:t xml:space="preserve">10.63 ± 9.81</w:t>
             </w:r>
             <w:r>
               <w:t xml:space="preserve"> </w:t>
             </w:r>
             <w:r>
-              <w:t xml:space="preserve">n = 85</w:t>
-            </w:r>
-          </w:p>
-        </w:tc>
-        <w:tc>
-          <w:tcPr/>
-          <w:p>
-            <w:pPr>
-              <w:pStyle w:val="Compact"/>
-              <w:jc w:val="center"/>
-            </w:pPr>
-            <w:r>
-              <w:t xml:space="preserve">11.95 ± 9.54</w:t>
+              <w:t xml:space="preserve">n = 79</w:t>
+            </w:r>
+          </w:p>
+        </w:tc>
+        <w:tc>
+          <w:tcPr/>
+          <w:p>
+            <w:pPr>
+              <w:pStyle w:val="Compact"/>
+              <w:jc w:val="center"/>
+            </w:pPr>
+            <w:r>
+              <w:t xml:space="preserve">9.94 ± 8.71</w:t>
             </w:r>
             <w:r>
               <w:t xml:space="preserve"> </w:t>
             </w:r>
             <w:r>
-              <w:t xml:space="preserve">n = 21</w:t>
-            </w:r>
-          </w:p>
-        </w:tc>
-        <w:tc>
-          <w:tcPr/>
-          <w:p>
-            <w:pPr>
-              <w:pStyle w:val="Compact"/>
-              <w:jc w:val="center"/>
-            </w:pPr>
-            <w:r>
-              <w:t xml:space="preserve">11.39 ± 10.70</w:t>
+              <w:t xml:space="preserve">n = 18</w:t>
+            </w:r>
+          </w:p>
+        </w:tc>
+        <w:tc>
+          <w:tcPr/>
+          <w:p>
+            <w:pPr>
+              <w:pStyle w:val="Compact"/>
+              <w:jc w:val="center"/>
+            </w:pPr>
+            <w:r>
+              <w:t xml:space="preserve">11.42 ± 10.74</w:t>
             </w:r>
             <w:r>
               <w:t xml:space="preserve"> </w:t>
             </w:r>
             <w:r>
-              <w:t xml:space="preserve">n = 223</w:t>
+              <w:t xml:space="preserve">n = 224</w:t>
             </w:r>
           </w:p>
         </w:tc>
@@ -10159,121 +10235,121 @@
               <w:jc w:val="center"/>
             </w:pPr>
             <w:r>
-              <w:t xml:space="preserve">18.91 ± 9.29</w:t>
+              <w:t xml:space="preserve">18.80 ± 9.20</w:t>
             </w:r>
             <w:r>
               <w:t xml:space="preserve"> </w:t>
             </w:r>
             <w:r>
-              <w:t xml:space="preserve">n = 425</w:t>
-            </w:r>
-          </w:p>
-        </w:tc>
-        <w:tc>
-          <w:tcPr/>
-          <w:p>
-            <w:pPr>
-              <w:pStyle w:val="Compact"/>
-              <w:jc w:val="center"/>
-            </w:pPr>
-            <w:r>
-              <w:t xml:space="preserve">16.23 ± 8.74</w:t>
+              <w:t xml:space="preserve">n = 427</w:t>
+            </w:r>
+          </w:p>
+        </w:tc>
+        <w:tc>
+          <w:tcPr/>
+          <w:p>
+            <w:pPr>
+              <w:pStyle w:val="Compact"/>
+              <w:jc w:val="center"/>
+            </w:pPr>
+            <w:r>
+              <w:t xml:space="preserve">16.42 ± 8.99</w:t>
             </w:r>
             <w:r>
               <w:t xml:space="preserve"> </w:t>
             </w:r>
             <w:r>
-              <w:t xml:space="preserve">n = 146</w:t>
-            </w:r>
-          </w:p>
-        </w:tc>
-        <w:tc>
-          <w:tcPr/>
-          <w:p>
-            <w:pPr>
-              <w:pStyle w:val="Compact"/>
-              <w:jc w:val="center"/>
-            </w:pPr>
-            <w:r>
-              <w:t xml:space="preserve">14.56 ± 9.31</w:t>
+              <w:t xml:space="preserve">n = 163</w:t>
+            </w:r>
+          </w:p>
+        </w:tc>
+        <w:tc>
+          <w:tcPr/>
+          <w:p>
+            <w:pPr>
+              <w:pStyle w:val="Compact"/>
+              <w:jc w:val="center"/>
+            </w:pPr>
+            <w:r>
+              <w:t xml:space="preserve">14.65 ± 9.22</w:t>
             </w:r>
             <w:r>
               <w:t xml:space="preserve"> </w:t>
             </w:r>
             <w:r>
-              <w:t xml:space="preserve">n = 283</w:t>
-            </w:r>
-          </w:p>
-        </w:tc>
-        <w:tc>
-          <w:tcPr/>
-          <w:p>
-            <w:pPr>
-              <w:pStyle w:val="Compact"/>
-              <w:jc w:val="center"/>
-            </w:pPr>
-            <w:r>
-              <w:t xml:space="preserve">12.56 ± 9.33</w:t>
+              <w:t xml:space="preserve">n = 279</w:t>
+            </w:r>
+          </w:p>
+        </w:tc>
+        <w:tc>
+          <w:tcPr/>
+          <w:p>
+            <w:pPr>
+              <w:pStyle w:val="Compact"/>
+              <w:jc w:val="center"/>
+            </w:pPr>
+            <w:r>
+              <w:t xml:space="preserve">12.62 ± 9.08</w:t>
             </w:r>
             <w:r>
               <w:t xml:space="preserve"> </w:t>
             </w:r>
             <w:r>
-              <w:t xml:space="preserve">n = 236</w:t>
-            </w:r>
-          </w:p>
-        </w:tc>
-        <w:tc>
-          <w:tcPr/>
-          <w:p>
-            <w:pPr>
-              <w:pStyle w:val="Compact"/>
-              <w:jc w:val="center"/>
-            </w:pPr>
-            <w:r>
-              <w:t xml:space="preserve">13.73 ± 9.83</w:t>
+              <w:t xml:space="preserve">n = 237</w:t>
+            </w:r>
+          </w:p>
+        </w:tc>
+        <w:tc>
+          <w:tcPr/>
+          <w:p>
+            <w:pPr>
+              <w:pStyle w:val="Compact"/>
+              <w:jc w:val="center"/>
+            </w:pPr>
+            <w:r>
+              <w:t xml:space="preserve">13.24 ± 9.80</w:t>
             </w:r>
             <w:r>
               <w:t xml:space="preserve"> </w:t>
             </w:r>
             <w:r>
-              <w:t xml:space="preserve">n = 85</w:t>
-            </w:r>
-          </w:p>
-        </w:tc>
-        <w:tc>
-          <w:tcPr/>
-          <w:p>
-            <w:pPr>
-              <w:pStyle w:val="Compact"/>
-              <w:jc w:val="center"/>
-            </w:pPr>
-            <w:r>
-              <w:t xml:space="preserve">12.90 ± 9.04</w:t>
+              <w:t xml:space="preserve">n = 79</w:t>
+            </w:r>
+          </w:p>
+        </w:tc>
+        <w:tc>
+          <w:tcPr/>
+          <w:p>
+            <w:pPr>
+              <w:pStyle w:val="Compact"/>
+              <w:jc w:val="center"/>
+            </w:pPr>
+            <w:r>
+              <w:t xml:space="preserve">12.83 ± 9.77</w:t>
             </w:r>
             <w:r>
               <w:t xml:space="preserve"> </w:t>
             </w:r>
             <w:r>
-              <w:t xml:space="preserve">n = 21</w:t>
-            </w:r>
-          </w:p>
-        </w:tc>
-        <w:tc>
-          <w:tcPr/>
-          <w:p>
-            <w:pPr>
-              <w:pStyle w:val="Compact"/>
-              <w:jc w:val="center"/>
-            </w:pPr>
-            <w:r>
-              <w:t xml:space="preserve">12.66 ± 9.97</w:t>
+              <w:t xml:space="preserve">n = 18</w:t>
+            </w:r>
+          </w:p>
+        </w:tc>
+        <w:tc>
+          <w:tcPr/>
+          <w:p>
+            <w:pPr>
+              <w:pStyle w:val="Compact"/>
+              <w:jc w:val="center"/>
+            </w:pPr>
+            <w:r>
+              <w:t xml:space="preserve">12.66 ± 9.81</w:t>
             </w:r>
             <w:r>
               <w:t xml:space="preserve"> </w:t>
             </w:r>
             <w:r>
-              <w:t xml:space="preserve">n = 223</w:t>
+              <w:t xml:space="preserve">n = 224</w:t>
             </w:r>
           </w:p>
         </w:tc>
@@ -10307,121 +10383,121 @@
               <w:jc w:val="center"/>
             </w:pPr>
             <w:r>
-              <w:t xml:space="preserve">49.90 ± 24.23</w:t>
+              <w:t xml:space="preserve">49.16 ± 24.43</w:t>
             </w:r>
             <w:r>
               <w:t xml:space="preserve"> </w:t>
             </w:r>
             <w:r>
-              <w:t xml:space="preserve">n = 425</w:t>
-            </w:r>
-          </w:p>
-        </w:tc>
-        <w:tc>
-          <w:tcPr/>
-          <w:p>
-            <w:pPr>
-              <w:pStyle w:val="Compact"/>
-              <w:jc w:val="center"/>
-            </w:pPr>
-            <w:r>
-              <w:t xml:space="preserve">41.77 ± 22.44</w:t>
+              <w:t xml:space="preserve">n = 427</w:t>
+            </w:r>
+          </w:p>
+        </w:tc>
+        <w:tc>
+          <w:tcPr/>
+          <w:p>
+            <w:pPr>
+              <w:pStyle w:val="Compact"/>
+              <w:jc w:val="center"/>
+            </w:pPr>
+            <w:r>
+              <w:t xml:space="preserve">42.29 ± 22.45</w:t>
             </w:r>
             <w:r>
               <w:t xml:space="preserve"> </w:t>
             </w:r>
             <w:r>
-              <w:t xml:space="preserve">n = 146</w:t>
-            </w:r>
-          </w:p>
-        </w:tc>
-        <w:tc>
-          <w:tcPr/>
-          <w:p>
-            <w:pPr>
-              <w:pStyle w:val="Compact"/>
-              <w:jc w:val="center"/>
-            </w:pPr>
-            <w:r>
-              <w:t xml:space="preserve">35.65 ± 24.47</w:t>
+              <w:t xml:space="preserve">n = 163</w:t>
+            </w:r>
+          </w:p>
+        </w:tc>
+        <w:tc>
+          <w:tcPr/>
+          <w:p>
+            <w:pPr>
+              <w:pStyle w:val="Compact"/>
+              <w:jc w:val="center"/>
+            </w:pPr>
+            <w:r>
+              <w:t xml:space="preserve">35.63 ± 24.49</w:t>
             </w:r>
             <w:r>
               <w:t xml:space="preserve"> </w:t>
             </w:r>
             <w:r>
-              <w:t xml:space="preserve">n = 283</w:t>
-            </w:r>
-          </w:p>
-        </w:tc>
-        <w:tc>
-          <w:tcPr/>
-          <w:p>
-            <w:pPr>
-              <w:pStyle w:val="Compact"/>
-              <w:jc w:val="center"/>
-            </w:pPr>
-            <w:r>
-              <w:t xml:space="preserve">32.38 ± 24.56</w:t>
+              <w:t xml:space="preserve">n = 279</w:t>
+            </w:r>
+          </w:p>
+        </w:tc>
+        <w:tc>
+          <w:tcPr/>
+          <w:p>
+            <w:pPr>
+              <w:pStyle w:val="Compact"/>
+              <w:jc w:val="center"/>
+            </w:pPr>
+            <w:r>
+              <w:t xml:space="preserve">32.06 ± 23.82</w:t>
             </w:r>
             <w:r>
               <w:t xml:space="preserve"> </w:t>
             </w:r>
             <w:r>
-              <w:t xml:space="preserve">n = 236</w:t>
-            </w:r>
-          </w:p>
-        </w:tc>
-        <w:tc>
-          <w:tcPr/>
-          <w:p>
-            <w:pPr>
-              <w:pStyle w:val="Compact"/>
-              <w:jc w:val="center"/>
-            </w:pPr>
-            <w:r>
-              <w:t xml:space="preserve">33.12 ± 25.07</w:t>
+              <w:t xml:space="preserve">n = 237</w:t>
+            </w:r>
+          </w:p>
+        </w:tc>
+        <w:tc>
+          <w:tcPr/>
+          <w:p>
+            <w:pPr>
+              <w:pStyle w:val="Compact"/>
+              <w:jc w:val="center"/>
+            </w:pPr>
+            <w:r>
+              <w:t xml:space="preserve">31.67 ± 24.62</w:t>
             </w:r>
             <w:r>
               <w:t xml:space="preserve"> </w:t>
             </w:r>
             <w:r>
-              <w:t xml:space="preserve">n = 85</w:t>
-            </w:r>
-          </w:p>
-        </w:tc>
-        <w:tc>
-          <w:tcPr/>
-          <w:p>
-            <w:pPr>
-              <w:pStyle w:val="Compact"/>
-              <w:jc w:val="center"/>
-            </w:pPr>
-            <w:r>
-              <w:t xml:space="preserve">31.67 ± 23.42</w:t>
+              <w:t xml:space="preserve">n = 79</w:t>
+            </w:r>
+          </w:p>
+        </w:tc>
+        <w:tc>
+          <w:tcPr/>
+          <w:p>
+            <w:pPr>
+              <w:pStyle w:val="Compact"/>
+              <w:jc w:val="center"/>
+            </w:pPr>
+            <w:r>
+              <w:t xml:space="preserve">29.67 ± 24.81</w:t>
             </w:r>
             <w:r>
               <w:t xml:space="preserve"> </w:t>
             </w:r>
             <w:r>
-              <w:t xml:space="preserve">n = 21</w:t>
-            </w:r>
-          </w:p>
-        </w:tc>
-        <w:tc>
-          <w:tcPr/>
-          <w:p>
-            <w:pPr>
-              <w:pStyle w:val="Compact"/>
-              <w:jc w:val="center"/>
-            </w:pPr>
-            <w:r>
-              <w:t xml:space="preserve">30.72 ± 25.00</w:t>
+              <w:t xml:space="preserve">n = 18</w:t>
+            </w:r>
+          </w:p>
+        </w:tc>
+        <w:tc>
+          <w:tcPr/>
+          <w:p>
+            <w:pPr>
+              <w:pStyle w:val="Compact"/>
+              <w:jc w:val="center"/>
+            </w:pPr>
+            <w:r>
+              <w:t xml:space="preserve">30.65 ± 24.92</w:t>
             </w:r>
             <w:r>
               <w:t xml:space="preserve"> </w:t>
             </w:r>
             <w:r>
-              <w:t xml:space="preserve">n = 223</w:t>
+              <w:t xml:space="preserve">n = 224</w:t>
             </w:r>
           </w:p>
         </w:tc>
@@ -10549,61 +10625,61 @@
               <w:jc w:val="center"/>
             </w:pPr>
             <w:r>
-              <w:t xml:space="preserve">1.48 ± 1.03</w:t>
+              <w:t xml:space="preserve">1.44 ± 1.00</w:t>
             </w:r>
             <w:r>
               <w:t xml:space="preserve"> </w:t>
             </w:r>
             <w:r>
-              <w:t xml:space="preserve">n = 282</w:t>
-            </w:r>
-          </w:p>
-        </w:tc>
-        <w:tc>
-          <w:tcPr/>
-          <w:p>
-            <w:pPr>
-              <w:pStyle w:val="Compact"/>
-              <w:jc w:val="center"/>
-            </w:pPr>
-            <w:r>
-              <w:t xml:space="preserve">2.03 ± 1.10</w:t>
+              <w:t xml:space="preserve">n = 306</w:t>
+            </w:r>
+          </w:p>
+        </w:tc>
+        <w:tc>
+          <w:tcPr/>
+          <w:p>
+            <w:pPr>
+              <w:pStyle w:val="Compact"/>
+              <w:jc w:val="center"/>
+            </w:pPr>
+            <w:r>
+              <w:t xml:space="preserve">2.02 ± 1.10</w:t>
             </w:r>
             <w:r>
               <w:t xml:space="preserve"> </w:t>
             </w:r>
             <w:r>
-              <w:t xml:space="preserve">n = 235</w:t>
-            </w:r>
-          </w:p>
-        </w:tc>
-        <w:tc>
-          <w:tcPr/>
-          <w:p>
-            <w:pPr>
-              <w:pStyle w:val="Compact"/>
-              <w:jc w:val="center"/>
-            </w:pPr>
-            <w:r>
-              <w:t xml:space="preserve">2.12 ± 1.08</w:t>
+              <w:t xml:space="preserve">n = 256</w:t>
+            </w:r>
+          </w:p>
+        </w:tc>
+        <w:tc>
+          <w:tcPr/>
+          <w:p>
+            <w:pPr>
+              <w:pStyle w:val="Compact"/>
+              <w:jc w:val="center"/>
+            </w:pPr>
+            <w:r>
+              <w:t xml:space="preserve">2.24 ± 1.07</w:t>
             </w:r>
             <w:r>
               <w:t xml:space="preserve"> </w:t>
             </w:r>
             <w:r>
-              <w:t xml:space="preserve">n = 101</w:t>
-            </w:r>
-          </w:p>
-        </w:tc>
-        <w:tc>
-          <w:tcPr/>
-          <w:p>
-            <w:pPr>
-              <w:pStyle w:val="Compact"/>
-              <w:jc w:val="center"/>
-            </w:pPr>
-            <w:r>
-              <w:t xml:space="preserve">2.48 ± 0.84</w:t>
+              <w:t xml:space="preserve">n = 113</w:t>
+            </w:r>
+          </w:p>
+        </w:tc>
+        <w:tc>
+          <w:tcPr/>
+          <w:p>
+            <w:pPr>
+              <w:pStyle w:val="Compact"/>
+              <w:jc w:val="center"/>
+            </w:pPr>
+            <w:r>
+              <w:t xml:space="preserve">2.52 ± 0.89</w:t>
             </w:r>
             <w:r>
               <w:t xml:space="preserve"> </w:t>
@@ -10621,13 +10697,13 @@
               <w:jc w:val="center"/>
             </w:pPr>
             <w:r>
-              <w:t xml:space="preserve">2.25 ± 1.15</w:t>
+              <w:t xml:space="preserve">2.22 ± 1.16</w:t>
             </w:r>
             <w:r>
               <w:t xml:space="preserve"> </w:t>
             </w:r>
             <w:r>
-              <w:t xml:space="preserve">n = 102</w:t>
+              <w:t xml:space="preserve">n = 106</w:t>
             </w:r>
           </w:p>
         </w:tc>
@@ -10677,67 +10753,67 @@
               <w:jc w:val="center"/>
             </w:pPr>
             <w:r>
-              <w:t xml:space="preserve">1.49 ± 1.02</w:t>
+              <w:t xml:space="preserve">1.51 ± 1.00</w:t>
             </w:r>
             <w:r>
               <w:t xml:space="preserve"> </w:t>
             </w:r>
             <w:r>
-              <w:t xml:space="preserve">n = 217</w:t>
-            </w:r>
-          </w:p>
-        </w:tc>
-        <w:tc>
-          <w:tcPr/>
-          <w:p>
-            <w:pPr>
-              <w:pStyle w:val="Compact"/>
-              <w:jc w:val="center"/>
-            </w:pPr>
-            <w:r>
-              <w:t xml:space="preserve">2.09 ± 1.08</w:t>
+              <w:t xml:space="preserve">n = 238</w:t>
+            </w:r>
+          </w:p>
+        </w:tc>
+        <w:tc>
+          <w:tcPr/>
+          <w:p>
+            <w:pPr>
+              <w:pStyle w:val="Compact"/>
+              <w:jc w:val="center"/>
+            </w:pPr>
+            <w:r>
+              <w:t xml:space="preserve">2.06 ± 1.08</w:t>
             </w:r>
             <w:r>
               <w:t xml:space="preserve"> </w:t>
             </w:r>
             <w:r>
-              <w:t xml:space="preserve">n = 160</w:t>
-            </w:r>
-          </w:p>
-        </w:tc>
-        <w:tc>
-          <w:tcPr/>
-          <w:p>
-            <w:pPr>
-              <w:pStyle w:val="Compact"/>
-              <w:jc w:val="center"/>
-            </w:pPr>
-            <w:r>
-              <w:t xml:space="preserve">2.53 ± 0.94</w:t>
+              <w:t xml:space="preserve">n = 175</w:t>
+            </w:r>
+          </w:p>
+        </w:tc>
+        <w:tc>
+          <w:tcPr/>
+          <w:p>
+            <w:pPr>
+              <w:pStyle w:val="Compact"/>
+              <w:jc w:val="center"/>
+            </w:pPr>
+            <w:r>
+              <w:t xml:space="preserve">2.53 ± 0.97</w:t>
             </w:r>
             <w:r>
               <w:t xml:space="preserve"> </w:t>
             </w:r>
             <w:r>
-              <w:t xml:space="preserve">n = 57</w:t>
-            </w:r>
-          </w:p>
-        </w:tc>
-        <w:tc>
-          <w:tcPr/>
-          <w:p>
-            <w:pPr>
-              <w:pStyle w:val="Compact"/>
-              <w:jc w:val="center"/>
-            </w:pPr>
-            <w:r>
-              <w:t xml:space="preserve">2.98 ± 0.62</w:t>
+              <w:t xml:space="preserve">n = 63</w:t>
+            </w:r>
+          </w:p>
+        </w:tc>
+        <w:tc>
+          <w:tcPr/>
+          <w:p>
+            <w:pPr>
+              <w:pStyle w:val="Compact"/>
+              <w:jc w:val="center"/>
+            </w:pPr>
+            <w:r>
+              <w:t xml:space="preserve">3.03 ± 0.61</w:t>
             </w:r>
             <w:r>
               <w:t xml:space="preserve"> </w:t>
             </w:r>
             <w:r>
-              <w:t xml:space="preserve">n = 14</w:t>
+              <w:t xml:space="preserve">n = 13</w:t>
             </w:r>
           </w:p>
         </w:tc>
@@ -10879,79 +10955,79 @@
               <w:t xml:space="preserve"> </w:t>
             </w:r>
             <w:r>
-              <w:t xml:space="preserve">n = 404</w:t>
-            </w:r>
-          </w:p>
-        </w:tc>
-        <w:tc>
-          <w:tcPr/>
-          <w:p>
-            <w:pPr>
-              <w:pStyle w:val="Compact"/>
-              <w:jc w:val="center"/>
-            </w:pPr>
-            <w:r>
-              <w:t xml:space="preserve">4.95 ± 0.96</w:t>
+              <w:t xml:space="preserve">n = 428</w:t>
+            </w:r>
+          </w:p>
+        </w:tc>
+        <w:tc>
+          <w:tcPr/>
+          <w:p>
+            <w:pPr>
+              <w:pStyle w:val="Compact"/>
+              <w:jc w:val="center"/>
+            </w:pPr>
+            <w:r>
+              <w:t xml:space="preserve">4.95 ± 0.95</w:t>
             </w:r>
             <w:r>
               <w:t xml:space="preserve"> </w:t>
             </w:r>
             <w:r>
-              <w:t xml:space="preserve">n = 311</w:t>
-            </w:r>
-          </w:p>
-        </w:tc>
-        <w:tc>
-          <w:tcPr/>
-          <w:p>
-            <w:pPr>
-              <w:pStyle w:val="Compact"/>
-              <w:jc w:val="center"/>
-            </w:pPr>
-            <w:r>
-              <w:t xml:space="preserve">5.07 ± 0.90</w:t>
+              <w:t xml:space="preserve">n = 332</w:t>
+            </w:r>
+          </w:p>
+        </w:tc>
+        <w:tc>
+          <w:tcPr/>
+          <w:p>
+            <w:pPr>
+              <w:pStyle w:val="Compact"/>
+              <w:jc w:val="center"/>
+            </w:pPr>
+            <w:r>
+              <w:t xml:space="preserve">5.09 ± 0.88</w:t>
             </w:r>
             <w:r>
               <w:t xml:space="preserve"> </w:t>
             </w:r>
             <w:r>
-              <w:t xml:space="preserve">n = 123</w:t>
-            </w:r>
-          </w:p>
-        </w:tc>
-        <w:tc>
-          <w:tcPr/>
-          <w:p>
-            <w:pPr>
-              <w:pStyle w:val="Compact"/>
-              <w:jc w:val="center"/>
-            </w:pPr>
-            <w:r>
-              <w:t xml:space="preserve">5.40 ± 0.62</w:t>
+              <w:t xml:space="preserve">n = 135</w:t>
+            </w:r>
+          </w:p>
+        </w:tc>
+        <w:tc>
+          <w:tcPr/>
+          <w:p>
+            <w:pPr>
+              <w:pStyle w:val="Compact"/>
+              <w:jc w:val="center"/>
+            </w:pPr>
+            <w:r>
+              <w:t xml:space="preserve">5.46 ± 0.64</w:t>
             </w:r>
             <w:r>
               <w:t xml:space="preserve"> </w:t>
             </w:r>
             <w:r>
-              <w:t xml:space="preserve">n = 30</w:t>
-            </w:r>
-          </w:p>
-        </w:tc>
-        <w:tc>
-          <w:tcPr/>
-          <w:p>
-            <w:pPr>
-              <w:pStyle w:val="Compact"/>
-              <w:jc w:val="center"/>
-            </w:pPr>
-            <w:r>
-              <w:t xml:space="preserve">4.72 ± 1.20</w:t>
+              <w:t xml:space="preserve">n = 28</w:t>
+            </w:r>
+          </w:p>
+        </w:tc>
+        <w:tc>
+          <w:tcPr/>
+          <w:p>
+            <w:pPr>
+              <w:pStyle w:val="Compact"/>
+              <w:jc w:val="center"/>
+            </w:pPr>
+            <w:r>
+              <w:t xml:space="preserve">4.69 ± 1.19</w:t>
             </w:r>
             <w:r>
               <w:t xml:space="preserve"> </w:t>
             </w:r>
             <w:r>
-              <w:t xml:space="preserve">n = 230</w:t>
+              <w:t xml:space="preserve">n = 234</w:t>
             </w:r>
           </w:p>
         </w:tc>
@@ -11001,85 +11077,85 @@
               <w:jc w:val="center"/>
             </w:pPr>
             <w:r>
-              <w:t xml:space="preserve">4.15 ± 1.06</w:t>
+              <w:t xml:space="preserve">4.14 ± 1.02</w:t>
             </w:r>
             <w:r>
               <w:t xml:space="preserve"> </w:t>
             </w:r>
             <w:r>
-              <w:t xml:space="preserve">n = 404</w:t>
-            </w:r>
-          </w:p>
-        </w:tc>
-        <w:tc>
-          <w:tcPr/>
-          <w:p>
-            <w:pPr>
-              <w:pStyle w:val="Compact"/>
-              <w:jc w:val="center"/>
-            </w:pPr>
-            <w:r>
-              <w:t xml:space="preserve">4.48 ± 1.08</w:t>
+              <w:t xml:space="preserve">n = 428</w:t>
+            </w:r>
+          </w:p>
+        </w:tc>
+        <w:tc>
+          <w:tcPr/>
+          <w:p>
+            <w:pPr>
+              <w:pStyle w:val="Compact"/>
+              <w:jc w:val="center"/>
+            </w:pPr>
+            <w:r>
+              <w:t xml:space="preserve">4.46 ± 1.08</w:t>
             </w:r>
             <w:r>
               <w:t xml:space="preserve"> </w:t>
             </w:r>
             <w:r>
-              <w:t xml:space="preserve">n = 311</w:t>
-            </w:r>
-          </w:p>
-        </w:tc>
-        <w:tc>
-          <w:tcPr/>
-          <w:p>
-            <w:pPr>
-              <w:pStyle w:val="Compact"/>
-              <w:jc w:val="center"/>
-            </w:pPr>
-            <w:r>
-              <w:t xml:space="preserve">4.50 ± 0.98</w:t>
+              <w:t xml:space="preserve">n = 332</w:t>
+            </w:r>
+          </w:p>
+        </w:tc>
+        <w:tc>
+          <w:tcPr/>
+          <w:p>
+            <w:pPr>
+              <w:pStyle w:val="Compact"/>
+              <w:jc w:val="center"/>
+            </w:pPr>
+            <w:r>
+              <w:t xml:space="preserve">4.52 ± 0.98</w:t>
             </w:r>
             <w:r>
               <w:t xml:space="preserve"> </w:t>
             </w:r>
             <w:r>
-              <w:t xml:space="preserve">n = 123</w:t>
-            </w:r>
-          </w:p>
-        </w:tc>
-        <w:tc>
-          <w:tcPr/>
-          <w:p>
-            <w:pPr>
-              <w:pStyle w:val="Compact"/>
-              <w:jc w:val="center"/>
-            </w:pPr>
-            <w:r>
-              <w:t xml:space="preserve">4.70 ± 0.75</w:t>
+              <w:t xml:space="preserve">n = 135</w:t>
+            </w:r>
+          </w:p>
+        </w:tc>
+        <w:tc>
+          <w:tcPr/>
+          <w:p>
+            <w:pPr>
+              <w:pStyle w:val="Compact"/>
+              <w:jc w:val="center"/>
+            </w:pPr>
+            <w:r>
+              <w:t xml:space="preserve">4.82 ± 0.77</w:t>
             </w:r>
             <w:r>
               <w:t xml:space="preserve"> </w:t>
             </w:r>
             <w:r>
-              <w:t xml:space="preserve">n = 30</w:t>
-            </w:r>
-          </w:p>
-        </w:tc>
-        <w:tc>
-          <w:tcPr/>
-          <w:p>
-            <w:pPr>
-              <w:pStyle w:val="Compact"/>
-              <w:jc w:val="center"/>
-            </w:pPr>
-            <w:r>
-              <w:t xml:space="preserve">4.33 ± 1.19</w:t>
+              <w:t xml:space="preserve">n = 28</w:t>
+            </w:r>
+          </w:p>
+        </w:tc>
+        <w:tc>
+          <w:tcPr/>
+          <w:p>
+            <w:pPr>
+              <w:pStyle w:val="Compact"/>
+              <w:jc w:val="center"/>
+            </w:pPr>
+            <w:r>
+              <w:t xml:space="preserve">4.29 ± 1.16</w:t>
             </w:r>
             <w:r>
               <w:t xml:space="preserve"> </w:t>
             </w:r>
             <w:r>
-              <w:t xml:space="preserve">n = 230</w:t>
+              <w:t xml:space="preserve">n = 234</w:t>
             </w:r>
           </w:p>
         </w:tc>
@@ -11129,67 +11205,67 @@
               <w:jc w:val="center"/>
             </w:pPr>
             <w:r>
-              <w:t xml:space="preserve">3.89 ± 0.94</w:t>
+              <w:t xml:space="preserve">3.97 ± 0.96</w:t>
             </w:r>
             <w:r>
               <w:t xml:space="preserve"> </w:t>
             </w:r>
             <w:r>
-              <w:t xml:space="preserve">n = 311</w:t>
-            </w:r>
-          </w:p>
-        </w:tc>
-        <w:tc>
-          <w:tcPr/>
-          <w:p>
-            <w:pPr>
-              <w:pStyle w:val="Compact"/>
-              <w:jc w:val="center"/>
-            </w:pPr>
-            <w:r>
-              <w:t xml:space="preserve">4.36 ± 1.00</w:t>
+              <w:t xml:space="preserve">n = 327</w:t>
+            </w:r>
+          </w:p>
+        </w:tc>
+        <w:tc>
+          <w:tcPr/>
+          <w:p>
+            <w:pPr>
+              <w:pStyle w:val="Compact"/>
+              <w:jc w:val="center"/>
+            </w:pPr>
+            <w:r>
+              <w:t xml:space="preserve">4.36 ± 0.99</w:t>
             </w:r>
             <w:r>
               <w:t xml:space="preserve"> </w:t>
             </w:r>
             <w:r>
-              <w:t xml:space="preserve">n = 210</w:t>
-            </w:r>
-          </w:p>
-        </w:tc>
-        <w:tc>
-          <w:tcPr/>
-          <w:p>
-            <w:pPr>
-              <w:pStyle w:val="Compact"/>
-              <w:jc w:val="center"/>
-            </w:pPr>
-            <w:r>
-              <w:t xml:space="preserve">4.76 ± 0.80</w:t>
+              <w:t xml:space="preserve">n = 223</w:t>
+            </w:r>
+          </w:p>
+        </w:tc>
+        <w:tc>
+          <w:tcPr/>
+          <w:p>
+            <w:pPr>
+              <w:pStyle w:val="Compact"/>
+              <w:jc w:val="center"/>
+            </w:pPr>
+            <w:r>
+              <w:t xml:space="preserve">4.80 ± 0.85</w:t>
             </w:r>
             <w:r>
               <w:t xml:space="preserve"> </w:t>
             </w:r>
             <w:r>
-              <w:t xml:space="preserve">n = 72</w:t>
-            </w:r>
-          </w:p>
-        </w:tc>
-        <w:tc>
-          <w:tcPr/>
-          <w:p>
-            <w:pPr>
-              <w:pStyle w:val="Compact"/>
-              <w:jc w:val="center"/>
-            </w:pPr>
-            <w:r>
-              <w:t xml:space="preserve">5.17 ± 0.51</w:t>
+              <w:t xml:space="preserve">n = 80</w:t>
+            </w:r>
+          </w:p>
+        </w:tc>
+        <w:tc>
+          <w:tcPr/>
+          <w:p>
+            <w:pPr>
+              <w:pStyle w:val="Compact"/>
+              <w:jc w:val="center"/>
+            </w:pPr>
+            <w:r>
+              <w:t xml:space="preserve">5.18 ± 0.53</w:t>
             </w:r>
             <w:r>
               <w:t xml:space="preserve"> </w:t>
             </w:r>
             <w:r>
-              <w:t xml:space="preserve">n = 18</w:t>
+              <w:t xml:space="preserve">n = 17</w:t>
             </w:r>
           </w:p>
         </w:tc>
@@ -11247,67 +11323,67 @@
               <w:jc w:val="center"/>
             </w:pPr>
             <w:r>
-              <w:t xml:space="preserve">3.67 ± 0.96</w:t>
+              <w:t xml:space="preserve">3.72 ± 0.98</w:t>
             </w:r>
             <w:r>
               <w:t xml:space="preserve"> </w:t>
             </w:r>
             <w:r>
-              <w:t xml:space="preserve">n = 311</w:t>
-            </w:r>
-          </w:p>
-        </w:tc>
-        <w:tc>
-          <w:tcPr/>
-          <w:p>
-            <w:pPr>
-              <w:pStyle w:val="Compact"/>
-              <w:jc w:val="center"/>
-            </w:pPr>
-            <w:r>
-              <w:t xml:space="preserve">4.09 ± 1.09</w:t>
+              <w:t xml:space="preserve">n = 327</w:t>
+            </w:r>
+          </w:p>
+        </w:tc>
+        <w:tc>
+          <w:tcPr/>
+          <w:p>
+            <w:pPr>
+              <w:pStyle w:val="Compact"/>
+              <w:jc w:val="center"/>
+            </w:pPr>
+            <w:r>
+              <w:t xml:space="preserve">4.09 ± 1.07</w:t>
             </w:r>
             <w:r>
               <w:t xml:space="preserve"> </w:t>
             </w:r>
             <w:r>
-              <w:t xml:space="preserve">n = 210</w:t>
-            </w:r>
-          </w:p>
-        </w:tc>
-        <w:tc>
-          <w:tcPr/>
-          <w:p>
-            <w:pPr>
-              <w:pStyle w:val="Compact"/>
-              <w:jc w:val="center"/>
-            </w:pPr>
-            <w:r>
-              <w:t xml:space="preserve">4.44 ± 0.99</w:t>
+              <w:t xml:space="preserve">n = 223</w:t>
+            </w:r>
+          </w:p>
+        </w:tc>
+        <w:tc>
+          <w:tcPr/>
+          <w:p>
+            <w:pPr>
+              <w:pStyle w:val="Compact"/>
+              <w:jc w:val="center"/>
+            </w:pPr>
+            <w:r>
+              <w:t xml:space="preserve">4.47 ± 1.03</w:t>
             </w:r>
             <w:r>
               <w:t xml:space="preserve"> </w:t>
             </w:r>
             <w:r>
-              <w:t xml:space="preserve">n = 72</w:t>
-            </w:r>
-          </w:p>
-        </w:tc>
-        <w:tc>
-          <w:tcPr/>
-          <w:p>
-            <w:pPr>
-              <w:pStyle w:val="Compact"/>
-              <w:jc w:val="center"/>
-            </w:pPr>
-            <w:r>
-              <w:t xml:space="preserve">4.56 ± 0.78</w:t>
+              <w:t xml:space="preserve">n = 80</w:t>
+            </w:r>
+          </w:p>
+        </w:tc>
+        <w:tc>
+          <w:tcPr/>
+          <w:p>
+            <w:pPr>
+              <w:pStyle w:val="Compact"/>
+              <w:jc w:val="center"/>
+            </w:pPr>
+            <w:r>
+              <w:t xml:space="preserve">4.53 ± 0.80</w:t>
             </w:r>
             <w:r>
               <w:t xml:space="preserve"> </w:t>
             </w:r>
             <w:r>
-              <w:t xml:space="preserve">n = 18</w:t>
+              <w:t xml:space="preserve">n = 17</w:t>
             </w:r>
           </w:p>
         </w:tc>
@@ -11427,121 +11503,121 @@
               <w:jc w:val="center"/>
             </w:pPr>
             <w:r>
-              <w:t xml:space="preserve">10.64 ± 5.79</w:t>
+              <w:t xml:space="preserve">10.76 ± 5.89</w:t>
             </w:r>
             <w:r>
               <w:t xml:space="preserve"> </w:t>
             </w:r>
             <w:r>
-              <w:t xml:space="preserve">n = 588</w:t>
-            </w:r>
-          </w:p>
-        </w:tc>
-        <w:tc>
-          <w:tcPr/>
-          <w:p>
-            <w:pPr>
-              <w:pStyle w:val="Compact"/>
-              <w:jc w:val="center"/>
-            </w:pPr>
-            <w:r>
-              <w:t xml:space="preserve">11.50 ± 6.00</w:t>
+              <w:t xml:space="preserve">n = 624</w:t>
+            </w:r>
+          </w:p>
+        </w:tc>
+        <w:tc>
+          <w:tcPr/>
+          <w:p>
+            <w:pPr>
+              <w:pStyle w:val="Compact"/>
+              <w:jc w:val="center"/>
+            </w:pPr>
+            <w:r>
+              <w:t xml:space="preserve">11.57 ± 6.16</w:t>
             </w:r>
             <w:r>
               <w:t xml:space="preserve"> </w:t>
             </w:r>
             <w:r>
-              <w:t xml:space="preserve">n = 274</w:t>
-            </w:r>
-          </w:p>
-        </w:tc>
-        <w:tc>
-          <w:tcPr/>
-          <w:p>
-            <w:pPr>
-              <w:pStyle w:val="Compact"/>
-              <w:jc w:val="center"/>
-            </w:pPr>
-            <w:r>
-              <w:t xml:space="preserve">13.03 ± 6.43</w:t>
+              <w:t xml:space="preserve">n = 322</w:t>
+            </w:r>
+          </w:p>
+        </w:tc>
+        <w:tc>
+          <w:tcPr/>
+          <w:p>
+            <w:pPr>
+              <w:pStyle w:val="Compact"/>
+              <w:jc w:val="center"/>
+            </w:pPr>
+            <w:r>
+              <w:t xml:space="preserve">13.07 ± 6.34</w:t>
             </w:r>
             <w:r>
               <w:t xml:space="preserve"> </w:t>
             </w:r>
             <w:r>
-              <w:t xml:space="preserve">n = 401</w:t>
-            </w:r>
-          </w:p>
-        </w:tc>
-        <w:tc>
-          <w:tcPr/>
-          <w:p>
-            <w:pPr>
-              <w:pStyle w:val="Compact"/>
-              <w:jc w:val="center"/>
-            </w:pPr>
-            <w:r>
-              <w:t xml:space="preserve">14.05 ± 6.53</w:t>
+              <w:t xml:space="preserve">n = 425</w:t>
+            </w:r>
+          </w:p>
+        </w:tc>
+        <w:tc>
+          <w:tcPr/>
+          <w:p>
+            <w:pPr>
+              <w:pStyle w:val="Compact"/>
+              <w:jc w:val="center"/>
+            </w:pPr>
+            <w:r>
+              <w:t xml:space="preserve">14.12 ± 6.46</w:t>
             </w:r>
             <w:r>
               <w:t xml:space="preserve"> </w:t>
             </w:r>
             <w:r>
-              <w:t xml:space="preserve">n = 316</w:t>
-            </w:r>
-          </w:p>
-        </w:tc>
-        <w:tc>
-          <w:tcPr/>
-          <w:p>
-            <w:pPr>
-              <w:pStyle w:val="Compact"/>
-              <w:jc w:val="center"/>
-            </w:pPr>
-            <w:r>
-              <w:t xml:space="preserve">13.44 ± 6.24</w:t>
+              <w:t xml:space="preserve">n = 338</w:t>
+            </w:r>
+          </w:p>
+        </w:tc>
+        <w:tc>
+          <w:tcPr/>
+          <w:p>
+            <w:pPr>
+              <w:pStyle w:val="Compact"/>
+              <w:jc w:val="center"/>
+            </w:pPr>
+            <w:r>
+              <w:t xml:space="preserve">13.64 ± 6.16</w:t>
             </w:r>
             <w:r>
               <w:t xml:space="preserve"> </w:t>
             </w:r>
             <w:r>
-              <w:t xml:space="preserve">n = 121</w:t>
-            </w:r>
-          </w:p>
-        </w:tc>
-        <w:tc>
-          <w:tcPr/>
-          <w:p>
-            <w:pPr>
-              <w:pStyle w:val="Compact"/>
-              <w:jc w:val="center"/>
-            </w:pPr>
-            <w:r>
-              <w:t xml:space="preserve">12.70 ± 5.83</w:t>
+              <w:t xml:space="preserve">n = 133</w:t>
+            </w:r>
+          </w:p>
+        </w:tc>
+        <w:tc>
+          <w:tcPr/>
+          <w:p>
+            <w:pPr>
+              <w:pStyle w:val="Compact"/>
+              <w:jc w:val="center"/>
+            </w:pPr>
+            <w:r>
+              <w:t xml:space="preserve">13.46 ± 6.02</w:t>
             </w:r>
             <w:r>
               <w:t xml:space="preserve"> </w:t>
             </w:r>
             <w:r>
-              <w:t xml:space="preserve">n = 30</w:t>
-            </w:r>
-          </w:p>
-        </w:tc>
-        <w:tc>
-          <w:tcPr/>
-          <w:p>
-            <w:pPr>
-              <w:pStyle w:val="Compact"/>
-              <w:jc w:val="center"/>
-            </w:pPr>
-            <w:r>
-              <w:t xml:space="preserve">15.24 ± 6.79</w:t>
+              <w:t xml:space="preserve">n = 28</w:t>
+            </w:r>
+          </w:p>
+        </w:tc>
+        <w:tc>
+          <w:tcPr/>
+          <w:p>
+            <w:pPr>
+              <w:pStyle w:val="Compact"/>
+              <w:jc w:val="center"/>
+            </w:pPr>
+            <w:r>
+              <w:t xml:space="preserve">15.13 ± 6.82</w:t>
             </w:r>
             <w:r>
               <w:t xml:space="preserve"> </w:t>
             </w:r>
             <w:r>
-              <w:t xml:space="preserve">n = 230</w:t>
+              <w:t xml:space="preserve">n = 234</w:t>
             </w:r>
           </w:p>
         </w:tc>
@@ -11767,43 +11843,43 @@
               <w:jc w:val="center"/>
             </w:pPr>
             <w:r>
-              <w:t xml:space="preserve">22.63 ± 11.98</w:t>
-            </w:r>
-          </w:p>
-        </w:tc>
-        <w:tc>
-          <w:tcPr/>
-          <w:p>
-            <w:pPr>
-              <w:pStyle w:val="Compact"/>
-              <w:jc w:val="center"/>
-            </w:pPr>
-            <w:r>
-              <w:t xml:space="preserve">14.98 ± 12.40</w:t>
-            </w:r>
-          </w:p>
-        </w:tc>
-        <w:tc>
-          <w:tcPr/>
-          <w:p>
-            <w:pPr>
-              <w:pStyle w:val="Compact"/>
-              <w:jc w:val="center"/>
-            </w:pPr>
-            <w:r>
-              <w:t xml:space="preserve">-7.65</w:t>
-            </w:r>
-          </w:p>
-        </w:tc>
-        <w:tc>
-          <w:tcPr/>
-          <w:p>
-            <w:pPr>
-              <w:pStyle w:val="Compact"/>
-              <w:jc w:val="center"/>
-            </w:pPr>
-            <w:r>
-              <w:t xml:space="preserve">299</w:t>
+              <w:t xml:space="preserve">22.94 ± 12.29</w:t>
+            </w:r>
+          </w:p>
+        </w:tc>
+        <w:tc>
+          <w:tcPr/>
+          <w:p>
+            <w:pPr>
+              <w:pStyle w:val="Compact"/>
+              <w:jc w:val="center"/>
+            </w:pPr>
+            <w:r>
+              <w:t xml:space="preserve">14.75 ± 12.47</w:t>
+            </w:r>
+          </w:p>
+        </w:tc>
+        <w:tc>
+          <w:tcPr/>
+          <w:p>
+            <w:pPr>
+              <w:pStyle w:val="Compact"/>
+              <w:jc w:val="center"/>
+            </w:pPr>
+            <w:r>
+              <w:t xml:space="preserve">-8.20</w:t>
+            </w:r>
+          </w:p>
+        </w:tc>
+        <w:tc>
+          <w:tcPr/>
+          <w:p>
+            <w:pPr>
+              <w:pStyle w:val="Compact"/>
+              <w:jc w:val="center"/>
+            </w:pPr>
+            <w:r>
+              <w:t xml:space="preserve">322</w:t>
             </w:r>
           </w:p>
         </w:tc>
@@ -11915,43 +11991,43 @@
               <w:jc w:val="center"/>
             </w:pPr>
             <w:r>
-              <w:t xml:space="preserve">1.19 ± 0.67</w:t>
-            </w:r>
-          </w:p>
-        </w:tc>
-        <w:tc>
-          <w:tcPr/>
-          <w:p>
-            <w:pPr>
-              <w:pStyle w:val="Compact"/>
-              <w:jc w:val="center"/>
-            </w:pPr>
-            <w:r>
-              <w:t xml:space="preserve">0.83 ± 0.66</w:t>
-            </w:r>
-          </w:p>
-        </w:tc>
-        <w:tc>
-          <w:tcPr/>
-          <w:p>
-            <w:pPr>
-              <w:pStyle w:val="Compact"/>
-              <w:jc w:val="center"/>
-            </w:pPr>
-            <w:r>
-              <w:t xml:space="preserve">-0.36</w:t>
-            </w:r>
-          </w:p>
-        </w:tc>
-        <w:tc>
-          <w:tcPr/>
-          <w:p>
-            <w:pPr>
-              <w:pStyle w:val="Compact"/>
-              <w:jc w:val="center"/>
-            </w:pPr>
-            <w:r>
-              <w:t xml:space="preserve">253</w:t>
+              <w:t xml:space="preserve">1.18 ± 0.67</w:t>
+            </w:r>
+          </w:p>
+        </w:tc>
+        <w:tc>
+          <w:tcPr/>
+          <w:p>
+            <w:pPr>
+              <w:pStyle w:val="Compact"/>
+              <w:jc w:val="center"/>
+            </w:pPr>
+            <w:r>
+              <w:t xml:space="preserve">0.81 ± 0.64</w:t>
+            </w:r>
+          </w:p>
+        </w:tc>
+        <w:tc>
+          <w:tcPr/>
+          <w:p>
+            <w:pPr>
+              <w:pStyle w:val="Compact"/>
+              <w:jc w:val="center"/>
+            </w:pPr>
+            <w:r>
+              <w:t xml:space="preserve">-0.37</w:t>
+            </w:r>
+          </w:p>
+        </w:tc>
+        <w:tc>
+          <w:tcPr/>
+          <w:p>
+            <w:pPr>
+              <w:pStyle w:val="Compact"/>
+              <w:jc w:val="center"/>
+            </w:pPr>
+            <w:r>
+              <w:t xml:space="preserve">277</w:t>
             </w:r>
           </w:p>
         </w:tc>
@@ -12063,43 +12139,43 @@
               <w:jc w:val="center"/>
             </w:pPr>
             <w:r>
-              <w:t xml:space="preserve">11.38 ± 7.99</w:t>
-            </w:r>
-          </w:p>
-        </w:tc>
-        <w:tc>
-          <w:tcPr/>
-          <w:p>
-            <w:pPr>
-              <w:pStyle w:val="Compact"/>
-              <w:jc w:val="center"/>
-            </w:pPr>
-            <w:r>
-              <w:t xml:space="preserve">6.94 ± 6.95</w:t>
-            </w:r>
-          </w:p>
-        </w:tc>
-        <w:tc>
-          <w:tcPr/>
-          <w:p>
-            <w:pPr>
-              <w:pStyle w:val="Compact"/>
-              <w:jc w:val="center"/>
-            </w:pPr>
-            <w:r>
-              <w:t xml:space="preserve">-4.43</w:t>
-            </w:r>
-          </w:p>
-        </w:tc>
-        <w:tc>
-          <w:tcPr/>
-          <w:p>
-            <w:pPr>
-              <w:pStyle w:val="Compact"/>
-              <w:jc w:val="center"/>
-            </w:pPr>
-            <w:r>
-              <w:t xml:space="preserve">192</w:t>
+              <w:t xml:space="preserve">10.99 ± 8.09</w:t>
+            </w:r>
+          </w:p>
+        </w:tc>
+        <w:tc>
+          <w:tcPr/>
+          <w:p>
+            <w:pPr>
+              <w:pStyle w:val="Compact"/>
+              <w:jc w:val="center"/>
+            </w:pPr>
+            <w:r>
+              <w:t xml:space="preserve">6.86 ± 6.73</w:t>
+            </w:r>
+          </w:p>
+        </w:tc>
+        <w:tc>
+          <w:tcPr/>
+          <w:p>
+            <w:pPr>
+              <w:pStyle w:val="Compact"/>
+              <w:jc w:val="center"/>
+            </w:pPr>
+            <w:r>
+              <w:t xml:space="preserve">-4.14</w:t>
+            </w:r>
+          </w:p>
+        </w:tc>
+        <w:tc>
+          <w:tcPr/>
+          <w:p>
+            <w:pPr>
+              <w:pStyle w:val="Compact"/>
+              <w:jc w:val="center"/>
+            </w:pPr>
+            <w:r>
+              <w:t xml:space="preserve">197</w:t>
             </w:r>
           </w:p>
         </w:tc>
@@ -12149,43 +12225,43 @@
               <w:jc w:val="center"/>
             </w:pPr>
             <w:r>
-              <w:t xml:space="preserve">19.77 ± 11.41</w:t>
-            </w:r>
-          </w:p>
-        </w:tc>
-        <w:tc>
-          <w:tcPr/>
-          <w:p>
-            <w:pPr>
-              <w:pStyle w:val="Compact"/>
-              <w:jc w:val="center"/>
-            </w:pPr>
-            <w:r>
-              <w:t xml:space="preserve">12.82 ± 11.47</w:t>
-            </w:r>
-          </w:p>
-        </w:tc>
-        <w:tc>
-          <w:tcPr/>
-          <w:p>
-            <w:pPr>
-              <w:pStyle w:val="Compact"/>
-              <w:jc w:val="center"/>
-            </w:pPr>
-            <w:r>
-              <w:t xml:space="preserve">-6.95</w:t>
-            </w:r>
-          </w:p>
-        </w:tc>
-        <w:tc>
-          <w:tcPr/>
-          <w:p>
-            <w:pPr>
-              <w:pStyle w:val="Compact"/>
-              <w:jc w:val="center"/>
-            </w:pPr>
-            <w:r>
-              <w:t xml:space="preserve">192</w:t>
+              <w:t xml:space="preserve">19.25 ± 11.47</w:t>
+            </w:r>
+          </w:p>
+        </w:tc>
+        <w:tc>
+          <w:tcPr/>
+          <w:p>
+            <w:pPr>
+              <w:pStyle w:val="Compact"/>
+              <w:jc w:val="center"/>
+            </w:pPr>
+            <w:r>
+              <w:t xml:space="preserve">12.47 ± 11.09</w:t>
+            </w:r>
+          </w:p>
+        </w:tc>
+        <w:tc>
+          <w:tcPr/>
+          <w:p>
+            <w:pPr>
+              <w:pStyle w:val="Compact"/>
+              <w:jc w:val="center"/>
+            </w:pPr>
+            <w:r>
+              <w:t xml:space="preserve">-6.78</w:t>
+            </w:r>
+          </w:p>
+        </w:tc>
+        <w:tc>
+          <w:tcPr/>
+          <w:p>
+            <w:pPr>
+              <w:pStyle w:val="Compact"/>
+              <w:jc w:val="center"/>
+            </w:pPr>
+            <w:r>
+              <w:t xml:space="preserve">197</w:t>
             </w:r>
           </w:p>
         </w:tc>
@@ -12235,43 +12311,43 @@
               <w:jc w:val="center"/>
             </w:pPr>
             <w:r>
-              <w:t xml:space="preserve">19.02 ± 9.69</w:t>
-            </w:r>
-          </w:p>
-        </w:tc>
-        <w:tc>
-          <w:tcPr/>
-          <w:p>
-            <w:pPr>
-              <w:pStyle w:val="Compact"/>
-              <w:jc w:val="center"/>
-            </w:pPr>
-            <w:r>
-              <w:t xml:space="preserve">12.28 ± 9.22</w:t>
-            </w:r>
-          </w:p>
-        </w:tc>
-        <w:tc>
-          <w:tcPr/>
-          <w:p>
-            <w:pPr>
-              <w:pStyle w:val="Compact"/>
-              <w:jc w:val="center"/>
-            </w:pPr>
-            <w:r>
-              <w:t xml:space="preserve">-6.74</w:t>
-            </w:r>
-          </w:p>
-        </w:tc>
-        <w:tc>
-          <w:tcPr/>
-          <w:p>
-            <w:pPr>
-              <w:pStyle w:val="Compact"/>
-              <w:jc w:val="center"/>
-            </w:pPr>
-            <w:r>
-              <w:t xml:space="preserve">192</w:t>
+              <w:t xml:space="preserve">18.66 ± 9.67</w:t>
+            </w:r>
+          </w:p>
+        </w:tc>
+        <w:tc>
+          <w:tcPr/>
+          <w:p>
+            <w:pPr>
+              <w:pStyle w:val="Compact"/>
+              <w:jc w:val="center"/>
+            </w:pPr>
+            <w:r>
+              <w:t xml:space="preserve">12.50 ± 9.27</w:t>
+            </w:r>
+          </w:p>
+        </w:tc>
+        <w:tc>
+          <w:tcPr/>
+          <w:p>
+            <w:pPr>
+              <w:pStyle w:val="Compact"/>
+              <w:jc w:val="center"/>
+            </w:pPr>
+            <w:r>
+              <w:t xml:space="preserve">-6.16</w:t>
+            </w:r>
+          </w:p>
+        </w:tc>
+        <w:tc>
+          <w:tcPr/>
+          <w:p>
+            <w:pPr>
+              <w:pStyle w:val="Compact"/>
+              <w:jc w:val="center"/>
+            </w:pPr>
+            <w:r>
+              <w:t xml:space="preserve">197</w:t>
             </w:r>
           </w:p>
         </w:tc>
@@ -12321,43 +12397,43 @@
               <w:jc w:val="center"/>
             </w:pPr>
             <w:r>
-              <w:t xml:space="preserve">50.16 ± 24.37</w:t>
-            </w:r>
-          </w:p>
-        </w:tc>
-        <w:tc>
-          <w:tcPr/>
-          <w:p>
-            <w:pPr>
-              <w:pStyle w:val="Compact"/>
-              <w:jc w:val="center"/>
-            </w:pPr>
-            <w:r>
-              <w:t xml:space="preserve">32.04 ± 24.61</w:t>
-            </w:r>
-          </w:p>
-        </w:tc>
-        <w:tc>
-          <w:tcPr/>
-          <w:p>
-            <w:pPr>
-              <w:pStyle w:val="Compact"/>
-              <w:jc w:val="center"/>
-            </w:pPr>
-            <w:r>
-              <w:t xml:space="preserve">-18.12</w:t>
-            </w:r>
-          </w:p>
-        </w:tc>
-        <w:tc>
-          <w:tcPr/>
-          <w:p>
-            <w:pPr>
-              <w:pStyle w:val="Compact"/>
-              <w:jc w:val="center"/>
-            </w:pPr>
-            <w:r>
-              <w:t xml:space="preserve">192</w:t>
+              <w:t xml:space="preserve">48.90 ± 24.74</w:t>
+            </w:r>
+          </w:p>
+        </w:tc>
+        <w:tc>
+          <w:tcPr/>
+          <w:p>
+            <w:pPr>
+              <w:pStyle w:val="Compact"/>
+              <w:jc w:val="center"/>
+            </w:pPr>
+            <w:r>
+              <w:t xml:space="preserve">31.83 ± 24.00</w:t>
+            </w:r>
+          </w:p>
+        </w:tc>
+        <w:tc>
+          <w:tcPr/>
+          <w:p>
+            <w:pPr>
+              <w:pStyle w:val="Compact"/>
+              <w:jc w:val="center"/>
+            </w:pPr>
+            <w:r>
+              <w:t xml:space="preserve">-17.08</w:t>
+            </w:r>
+          </w:p>
+        </w:tc>
+        <w:tc>
+          <w:tcPr/>
+          <w:p>
+            <w:pPr>
+              <w:pStyle w:val="Compact"/>
+              <w:jc w:val="center"/>
+            </w:pPr>
+            <w:r>
+              <w:t xml:space="preserve">197</w:t>
             </w:r>
           </w:p>
         </w:tc>
@@ -12469,43 +12545,43 @@
               <w:jc w:val="center"/>
             </w:pPr>
             <w:r>
-              <w:t xml:space="preserve">10.60 ± 5.70</w:t>
-            </w:r>
-          </w:p>
-        </w:tc>
-        <w:tc>
-          <w:tcPr/>
-          <w:p>
-            <w:pPr>
-              <w:pStyle w:val="Compact"/>
-              <w:jc w:val="center"/>
-            </w:pPr>
-            <w:r>
-              <w:t xml:space="preserve">13.94 ± 6.56</w:t>
-            </w:r>
-          </w:p>
-        </w:tc>
-        <w:tc>
-          <w:tcPr/>
-          <w:p>
-            <w:pPr>
-              <w:pStyle w:val="Compact"/>
-              <w:jc w:val="center"/>
-            </w:pPr>
-            <w:r>
-              <w:t xml:space="preserve">3.34</w:t>
-            </w:r>
-          </w:p>
-        </w:tc>
-        <w:tc>
-          <w:tcPr/>
-          <w:p>
-            <w:pPr>
-              <w:pStyle w:val="Compact"/>
-              <w:jc w:val="center"/>
-            </w:pPr>
-            <w:r>
-              <w:t xml:space="preserve">297</w:t>
+              <w:t xml:space="preserve">10.63 ± 5.78</w:t>
+            </w:r>
+          </w:p>
+        </w:tc>
+        <w:tc>
+          <w:tcPr/>
+          <w:p>
+            <w:pPr>
+              <w:pStyle w:val="Compact"/>
+              <w:jc w:val="center"/>
+            </w:pPr>
+            <w:r>
+              <w:t xml:space="preserve">14.06 ± 6.48</w:t>
+            </w:r>
+          </w:p>
+        </w:tc>
+        <w:tc>
+          <w:tcPr/>
+          <w:p>
+            <w:pPr>
+              <w:pStyle w:val="Compact"/>
+              <w:jc w:val="center"/>
+            </w:pPr>
+            <w:r>
+              <w:t xml:space="preserve">3.43</w:t>
+            </w:r>
+          </w:p>
+        </w:tc>
+        <w:tc>
+          <w:tcPr/>
+          <w:p>
+            <w:pPr>
+              <w:pStyle w:val="Compact"/>
+              <w:jc w:val="center"/>
+            </w:pPr>
+            <w:r>
+              <w:t xml:space="preserve">321</w:t>
             </w:r>
           </w:p>
         </w:tc>
